--- a/01_项目管理/02_光与朽项目/02_策划文档/科技树系统策划案.docx
+++ b/01_项目管理/02_光与朽项目/02_策划文档/科技树系统策划案.docx
@@ -61,7 +61,7 @@
     </w:p>
     <w:p>
       <w:pPr>
-        <w:pStyle w:val="6"/>
+        <w:pStyle w:val="7"/>
         <w:keepNext w:val="0"/>
         <w:keepLines w:val="0"/>
         <w:widowControl/>
@@ -89,7 +89,7 @@
     </w:p>
     <w:p>
       <w:pPr>
-        <w:pStyle w:val="6"/>
+        <w:pStyle w:val="7"/>
         <w:keepNext w:val="0"/>
         <w:keepLines w:val="0"/>
         <w:widowControl/>
@@ -117,7 +117,7 @@
     </w:p>
     <w:p>
       <w:pPr>
-        <w:pStyle w:val="6"/>
+        <w:pStyle w:val="7"/>
         <w:keepNext w:val="0"/>
         <w:keepLines w:val="0"/>
         <w:widowControl/>
@@ -164,7 +164,7 @@
     </w:p>
     <w:p>
       <w:pPr>
-        <w:pStyle w:val="6"/>
+        <w:pStyle w:val="7"/>
         <w:keepNext w:val="0"/>
         <w:keepLines w:val="0"/>
         <w:widowControl/>
@@ -250,7 +250,7 @@
     </w:p>
     <w:p>
       <w:pPr>
-        <w:pStyle w:val="6"/>
+        <w:pStyle w:val="7"/>
         <w:keepNext w:val="0"/>
         <w:keepLines w:val="0"/>
         <w:widowControl/>
@@ -278,7 +278,7 @@
     </w:p>
     <w:p>
       <w:pPr>
-        <w:pStyle w:val="6"/>
+        <w:pStyle w:val="7"/>
         <w:keepNext w:val="0"/>
         <w:keepLines w:val="0"/>
         <w:widowControl/>
@@ -320,7 +320,7 @@
     </w:p>
     <w:p>
       <w:pPr>
-        <w:pStyle w:val="6"/>
+        <w:pStyle w:val="7"/>
         <w:keepNext w:val="0"/>
         <w:keepLines w:val="0"/>
         <w:widowControl/>
@@ -340,7 +340,7 @@
     </w:p>
     <w:p>
       <w:pPr>
-        <w:pStyle w:val="6"/>
+        <w:pStyle w:val="7"/>
         <w:keepNext w:val="0"/>
         <w:keepLines w:val="0"/>
         <w:widowControl/>
@@ -374,7 +374,7 @@
     </w:p>
     <w:p>
       <w:pPr>
-        <w:pStyle w:val="6"/>
+        <w:pStyle w:val="7"/>
         <w:keepNext w:val="0"/>
         <w:keepLines w:val="0"/>
         <w:widowControl/>
@@ -402,7 +402,7 @@
     </w:p>
     <w:p>
       <w:pPr>
-        <w:pStyle w:val="6"/>
+        <w:pStyle w:val="7"/>
         <w:keepNext w:val="0"/>
         <w:keepLines w:val="0"/>
         <w:widowControl/>
@@ -422,7 +422,7 @@
     </w:p>
     <w:p>
       <w:pPr>
-        <w:pStyle w:val="6"/>
+        <w:pStyle w:val="7"/>
         <w:keepNext w:val="0"/>
         <w:keepLines w:val="0"/>
         <w:widowControl/>
@@ -461,7 +461,7 @@
     </w:p>
     <w:p>
       <w:pPr>
-        <w:pStyle w:val="6"/>
+        <w:pStyle w:val="7"/>
         <w:keepNext w:val="0"/>
         <w:keepLines w:val="0"/>
         <w:widowControl/>
@@ -489,7 +489,7 @@
     </w:p>
     <w:p>
       <w:pPr>
-        <w:pStyle w:val="6"/>
+        <w:pStyle w:val="7"/>
         <w:keepNext w:val="0"/>
         <w:keepLines w:val="0"/>
         <w:widowControl/>
@@ -517,7 +517,7 @@
     </w:p>
     <w:p>
       <w:pPr>
-        <w:pStyle w:val="6"/>
+        <w:pStyle w:val="7"/>
         <w:keepNext w:val="0"/>
         <w:keepLines w:val="0"/>
         <w:widowControl/>
@@ -611,7 +611,7 @@
     </w:p>
     <w:p>
       <w:pPr>
-        <w:pStyle w:val="6"/>
+        <w:pStyle w:val="7"/>
         <w:keepNext w:val="0"/>
         <w:keepLines w:val="0"/>
         <w:widowControl/>
@@ -619,7 +619,9 @@
         <w:spacing w:before="0" w:beforeAutospacing="0" w:line="14" w:lineRule="atLeast"/>
         <w:ind w:left="720"/>
         <w:rPr>
-          <w:rFonts w:hint="default" w:ascii="sans-serif" w:hAnsi="sans-serif" w:eastAsia="sans-serif" w:cs="sans-serif"/>
+          <w:rFonts w:ascii="宋体" w:hAnsi="宋体" w:eastAsia="宋体" w:cs="宋体"/>
+          <w:sz w:val="24"/>
+          <w:szCs w:val="24"/>
         </w:rPr>
       </w:pPr>
       <w:r>
@@ -634,94 +636,1073 @@
         <w:rPr>
           <w:rFonts w:hint="default" w:ascii="sans-serif" w:hAnsi="sans-serif" w:eastAsia="sans-serif" w:cs="sans-serif"/>
         </w:rPr>
-        <w:t xml:space="preserve"> 纯粹的输出提升，最直观的爽感。</w:t>
-      </w:r>
-    </w:p>
-    <w:p>
-      <w:pPr>
-        <w:pStyle w:val="6"/>
-        <w:keepNext w:val="0"/>
-        <w:keepLines w:val="0"/>
-        <w:widowControl/>
-        <w:suppressLineNumbers w:val="0"/>
-        <w:spacing w:before="0" w:beforeAutospacing="0" w:line="14" w:lineRule="atLeast"/>
+        <w:t xml:space="preserve"> </w:t>
+      </w:r>
+      <w:r>
+        <w:rPr>
+          <w:rFonts w:ascii="宋体" w:hAnsi="宋体" w:eastAsia="宋体" w:cs="宋体"/>
+          <w:sz w:val="24"/>
+          <w:szCs w:val="24"/>
+        </w:rPr>
+        <w:t>纯粹的输出提升。从基础攻击力逐渐延伸到大招强化。</w:t>
+      </w:r>
+    </w:p>
+    <w:p>
+      <w:pPr>
+        <w:pStyle w:val="7"/>
+        <w:keepNext w:val="0"/>
+        <w:keepLines w:val="0"/>
+        <w:widowControl/>
+        <w:suppressLineNumbers w:val="0"/>
+      </w:pPr>
+      <w:r>
+        <w:rPr>
+          <w:b/>
+          <w:bCs/>
+        </w:rPr>
+        <w:t>第1层 (内圈 1个)</w:t>
+      </w:r>
+    </w:p>
+    <w:p>
+      <w:pPr>
+        <w:pStyle w:val="7"/>
+        <w:keepNext w:val="0"/>
+        <w:keepLines w:val="0"/>
+        <w:widowControl/>
+        <w:suppressLineNumbers w:val="0"/>
         <w:ind w:left="720"/>
-        <w:rPr>
-          <w:rFonts w:hint="default" w:ascii="sans-serif" w:hAnsi="sans-serif" w:eastAsia="sans-serif" w:cs="sans-serif"/>
-        </w:rPr>
-      </w:pPr>
-      <w:r>
-        <w:rPr>
-          <w:rFonts w:hint="default" w:ascii="sans-serif" w:hAnsi="sans-serif" w:eastAsia="sans-serif" w:cs="sans-serif"/>
-          <w:b/>
-          <w:bCs/>
-        </w:rPr>
-        <w:t>小节点 (填充)：</w:t>
-      </w:r>
-    </w:p>
-    <w:p>
-      <w:pPr>
-        <w:pStyle w:val="6"/>
-        <w:keepNext w:val="0"/>
-        <w:keepLines w:val="0"/>
-        <w:widowControl/>
-        <w:suppressLineNumbers w:val="0"/>
-        <w:spacing w:before="0" w:beforeAutospacing="0" w:line="14" w:lineRule="atLeast"/>
+      </w:pPr>
+      <w:r>
+        <w:rPr>
+          <w:rFonts w:hint="eastAsia"/>
+          <w:b/>
+          <w:bCs/>
+          <w:lang w:val="en-US" w:eastAsia="zh-CN"/>
+        </w:rPr>
+        <w:t>1.</w:t>
+      </w:r>
+      <w:r>
+        <w:rPr>
+          <w:b/>
+          <w:bCs/>
+        </w:rPr>
+        <w:t>高压电容 I</w:t>
+      </w:r>
+      <w:r>
+        <w:t xml:space="preserve"> [基础] | 核心数值延伸</w:t>
+      </w:r>
+    </w:p>
+    <w:p>
+      <w:pPr>
+        <w:pStyle w:val="7"/>
+        <w:keepNext w:val="0"/>
+        <w:keepLines w:val="0"/>
+        <w:widowControl/>
+        <w:suppressLineNumbers w:val="0"/>
         <w:ind w:left="1440"/>
-        <w:rPr>
-          <w:rFonts w:hint="default" w:ascii="sans-serif" w:hAnsi="sans-serif" w:eastAsia="sans-serif" w:cs="sans-serif"/>
-        </w:rPr>
-      </w:pPr>
-      <w:r>
-        <w:rPr>
-          <w:rFonts w:hint="default" w:ascii="sans-serif" w:hAnsi="sans-serif" w:eastAsia="sans-serif" w:cs="sans-serif"/>
-        </w:rPr>
-        <w:t>[高压电容]：基础攻击力 +10 (可升 50 级)。</w:t>
-      </w:r>
-    </w:p>
-    <w:p>
-      <w:pPr>
-        <w:pStyle w:val="6"/>
-        <w:keepNext w:val="0"/>
-        <w:keepLines w:val="0"/>
-        <w:widowControl/>
-        <w:suppressLineNumbers w:val="0"/>
-        <w:spacing w:before="0" w:beforeAutospacing="0" w:line="14" w:lineRule="atLeast"/>
+      </w:pPr>
+      <w:r>
+        <w:rPr>
+          <w:b/>
+          <w:bCs/>
+        </w:rPr>
+        <w:t>图标</w:t>
+      </w:r>
+      <w:r>
+        <w:t>：单枚发光的导弹或子弹。</w:t>
+      </w:r>
+    </w:p>
+    <w:p>
+      <w:pPr>
+        <w:pStyle w:val="7"/>
+        <w:keepNext w:val="0"/>
+        <w:keepLines w:val="0"/>
+        <w:widowControl/>
+        <w:suppressLineNumbers w:val="0"/>
         <w:ind w:left="1440"/>
-        <w:rPr>
-          <w:rFonts w:hint="default" w:ascii="sans-serif" w:hAnsi="sans-serif" w:eastAsia="sans-serif" w:cs="sans-serif"/>
-        </w:rPr>
-      </w:pPr>
-      <w:r>
-        <w:rPr>
-          <w:rFonts w:hint="default" w:ascii="sans-serif" w:hAnsi="sans-serif" w:eastAsia="sans-serif" w:cs="sans-serif"/>
-        </w:rPr>
-        <w:t>[弱点解析]：暴击率 +0.5% (可升 20 级)。</w:t>
-      </w:r>
-    </w:p>
-    <w:p>
-      <w:pPr>
-        <w:pStyle w:val="6"/>
-        <w:keepNext w:val="0"/>
-        <w:keepLines w:val="0"/>
-        <w:widowControl/>
-        <w:suppressLineNumbers w:val="0"/>
-        <w:spacing w:before="0" w:beforeAutospacing="0" w:line="14" w:lineRule="atLeast"/>
+      </w:pPr>
+      <w:r>
+        <w:rPr>
+          <w:b/>
+          <w:bCs/>
+        </w:rPr>
+        <w:t>效果</w:t>
+      </w:r>
+      <w:r>
+        <w:t>：基础攻击力提升。</w:t>
+      </w:r>
+    </w:p>
+    <w:p>
+      <w:pPr>
+        <w:pStyle w:val="7"/>
+        <w:keepNext w:val="0"/>
+        <w:keepLines w:val="0"/>
+        <w:widowControl/>
+        <w:suppressLineNumbers w:val="0"/>
+      </w:pPr>
+      <w:r>
+        <w:rPr>
+          <w:b/>
+          <w:bCs/>
+        </w:rPr>
+        <w:t>第2层 (中圈 3个)</w:t>
+      </w:r>
+      <w:r>
+        <w:t xml:space="preserve"> </w:t>
+      </w:r>
+    </w:p>
+    <w:p>
+      <w:pPr>
+        <w:pStyle w:val="7"/>
+        <w:keepNext w:val="0"/>
+        <w:keepLines w:val="0"/>
+        <w:widowControl/>
+        <w:suppressLineNumbers w:val="0"/>
+      </w:pPr>
+      <w:r>
+        <w:rPr>
+          <w:rFonts w:hint="eastAsia"/>
+          <w:b/>
+          <w:bCs/>
+          <w:lang w:val="en-US" w:eastAsia="zh-CN"/>
+        </w:rPr>
+        <w:t>2.</w:t>
+      </w:r>
+      <w:r>
+        <w:rPr>
+          <w:b/>
+          <w:bCs/>
+        </w:rPr>
+        <w:t>弱点解析</w:t>
+      </w:r>
+      <w:r>
+        <w:t xml:space="preserve"> [辅助输出] * </w:t>
+      </w:r>
+      <w:r>
+        <w:rPr>
+          <w:b/>
+          <w:bCs/>
+        </w:rPr>
+        <w:t>图标</w:t>
+      </w:r>
+      <w:r>
+        <w:t xml:space="preserve">：科幻准星 / 瞄准镜。 * </w:t>
+      </w:r>
+      <w:r>
+        <w:rPr>
+          <w:b/>
+          <w:bCs/>
+        </w:rPr>
+        <w:t>效果</w:t>
+      </w:r>
+      <w:r>
+        <w:t xml:space="preserve">：暴击率提升。 </w:t>
+      </w:r>
+    </w:p>
+    <w:p>
+      <w:pPr>
+        <w:pStyle w:val="7"/>
+        <w:keepNext w:val="0"/>
+        <w:keepLines w:val="0"/>
+        <w:widowControl/>
+        <w:suppressLineNumbers w:val="0"/>
+      </w:pPr>
+      <w:r>
+        <w:rPr>
+          <w:rFonts w:hint="eastAsia"/>
+          <w:b/>
+          <w:bCs/>
+          <w:lang w:val="en-US" w:eastAsia="zh-CN"/>
+        </w:rPr>
+        <w:t>3.</w:t>
+      </w:r>
+      <w:r>
+        <w:rPr>
+          <w:b/>
+          <w:bCs/>
+        </w:rPr>
+        <w:t>高压电容 II</w:t>
+      </w:r>
+      <w:r>
+        <w:t xml:space="preserve"> [基础进阶] </w:t>
+      </w:r>
+      <w:r>
+        <w:rPr>
+          <w:i/>
+          <w:iCs/>
+        </w:rPr>
+        <w:t>(居中位置)</w:t>
+      </w:r>
+      <w:r>
+        <w:t xml:space="preserve"> * </w:t>
+      </w:r>
+      <w:r>
+        <w:rPr>
+          <w:b/>
+          <w:bCs/>
+        </w:rPr>
+        <w:t>图标</w:t>
+      </w:r>
+      <w:r>
+        <w:t xml:space="preserve">：三枚并排的导弹。 * </w:t>
+      </w:r>
+      <w:r>
+        <w:rPr>
+          <w:b/>
+          <w:bCs/>
+        </w:rPr>
+        <w:t>效果</w:t>
+      </w:r>
+      <w:r>
+        <w:t xml:space="preserve">：基础攻击力百分比提升。 </w:t>
+      </w:r>
+    </w:p>
+    <w:p>
+      <w:pPr>
+        <w:pStyle w:val="7"/>
+        <w:keepNext w:val="0"/>
+        <w:keepLines w:val="0"/>
+        <w:widowControl/>
+        <w:suppressLineNumbers w:val="0"/>
+      </w:pPr>
+      <w:r>
+        <w:rPr>
+          <w:rFonts w:hint="eastAsia"/>
+          <w:b/>
+          <w:bCs/>
+          <w:lang w:val="en-US" w:eastAsia="zh-CN"/>
+        </w:rPr>
+        <w:t>4.</w:t>
+      </w:r>
+      <w:r>
+        <w:rPr>
+          <w:b/>
+          <w:bCs/>
+        </w:rPr>
+        <w:t>透镜校准</w:t>
+      </w:r>
+      <w:r>
+        <w:t xml:space="preserve"> [辅助输出] * </w:t>
+      </w:r>
+      <w:r>
+        <w:rPr>
+          <w:b/>
+          <w:bCs/>
+        </w:rPr>
+        <w:t>图标</w:t>
+      </w:r>
+      <w:r>
+        <w:t xml:space="preserve">：折射激光的棱镜。 * </w:t>
+      </w:r>
+      <w:r>
+        <w:rPr>
+          <w:b/>
+          <w:bCs/>
+        </w:rPr>
+        <w:t>效果</w:t>
+      </w:r>
+      <w:r>
+        <w:t>：暴击伤害提升。</w:t>
+      </w:r>
+    </w:p>
+    <w:p>
+      <w:pPr>
+        <w:pStyle w:val="7"/>
+        <w:keepNext w:val="0"/>
+        <w:keepLines w:val="0"/>
+        <w:widowControl/>
+        <w:suppressLineNumbers w:val="0"/>
+      </w:pPr>
+      <w:r>
+        <w:rPr>
+          <w:b/>
+          <w:bCs/>
+        </w:rPr>
+        <w:t>第3层 (外圈末端 3个 - 终极技能)</w:t>
+      </w:r>
+      <w:r>
+        <w:t xml:space="preserve"> </w:t>
+      </w:r>
+    </w:p>
+    <w:p>
+      <w:pPr>
+        <w:pStyle w:val="7"/>
+        <w:keepNext w:val="0"/>
+        <w:keepLines w:val="0"/>
+        <w:widowControl/>
+        <w:suppressLineNumbers w:val="0"/>
+      </w:pPr>
+      <w:r>
+        <w:rPr>
+          <w:rFonts w:hint="eastAsia"/>
+          <w:b/>
+          <w:bCs/>
+          <w:lang w:val="en-US" w:eastAsia="zh-CN"/>
+        </w:rPr>
+        <w:t>5.</w:t>
+      </w:r>
+      <w:r>
+        <w:rPr>
+          <w:b/>
+          <w:bCs/>
+        </w:rPr>
+        <w:t>过载射击</w:t>
+      </w:r>
+      <w:r>
+        <w:t xml:space="preserve"> </w:t>
+      </w:r>
+      <w:r>
+        <w:rPr>
+          <w:i/>
+          <w:iCs/>
+        </w:rPr>
+        <w:t>(左侧分支)</w:t>
+      </w:r>
+      <w:r>
+        <w:t xml:space="preserve"> * </w:t>
+      </w:r>
+      <w:r>
+        <w:rPr>
+          <w:b/>
+          <w:bCs/>
+        </w:rPr>
+        <w:t>图标</w:t>
+      </w:r>
+      <w:r>
+        <w:t xml:space="preserve">：带有火焰拖尾的机枪子弹。 * </w:t>
+      </w:r>
+      <w:r>
+        <w:rPr>
+          <w:b/>
+          <w:bCs/>
+        </w:rPr>
+        <w:t>效果</w:t>
+      </w:r>
+      <w:r>
+        <w:t xml:space="preserve">：提升全武器射速 / 或对精英怪伤害加成（补充设计）。 </w:t>
+      </w:r>
+    </w:p>
+    <w:p>
+      <w:pPr>
+        <w:pStyle w:val="7"/>
+        <w:keepNext w:val="0"/>
+        <w:keepLines w:val="0"/>
+        <w:widowControl/>
+        <w:suppressLineNumbers w:val="0"/>
+      </w:pPr>
+      <w:r>
+        <w:rPr>
+          <w:rFonts w:hint="eastAsia"/>
+          <w:b/>
+          <w:bCs/>
+          <w:lang w:val="en-US" w:eastAsia="zh-CN"/>
+        </w:rPr>
+        <w:t>6.</w:t>
+      </w:r>
+      <w:r>
+        <w:rPr>
+          <w:b/>
+          <w:bCs/>
+        </w:rPr>
+        <w:t>终极超载</w:t>
+      </w:r>
+      <w:r>
+        <w:t xml:space="preserve"> </w:t>
+      </w:r>
+      <w:r>
+        <w:rPr>
+          <w:i/>
+          <w:iCs/>
+        </w:rPr>
+        <w:t>(正中央最远端 - 原大节点)</w:t>
+      </w:r>
+      <w:r>
+        <w:t xml:space="preserve"> * </w:t>
+      </w:r>
+      <w:r>
+        <w:rPr>
+          <w:b/>
+          <w:bCs/>
+        </w:rPr>
+        <w:t>图标</w:t>
+      </w:r>
+      <w:r>
+        <w:t xml:space="preserve">：剧烈爆炸的能量核心。 * </w:t>
+      </w:r>
+      <w:r>
+        <w:rPr>
+          <w:b/>
+          <w:bCs/>
+        </w:rPr>
+        <w:t>效果</w:t>
+      </w:r>
+      <w:r>
+        <w:t xml:space="preserve">：大招期间，激光宽度与伤害额外提升50%。 </w:t>
+      </w:r>
+    </w:p>
+    <w:p>
+      <w:pPr>
+        <w:pStyle w:val="7"/>
+        <w:keepNext w:val="0"/>
+        <w:keepLines w:val="0"/>
+        <w:widowControl/>
+        <w:suppressLineNumbers w:val="0"/>
+      </w:pPr>
+      <w:r>
+        <w:rPr>
+          <w:rFonts w:hint="eastAsia"/>
+          <w:b/>
+          <w:bCs/>
+          <w:lang w:val="en-US" w:eastAsia="zh-CN"/>
+        </w:rPr>
+        <w:t>7.</w:t>
+      </w:r>
+      <w:r>
+        <w:rPr>
+          <w:b/>
+          <w:bCs/>
+        </w:rPr>
+        <w:t>高能穿透</w:t>
+      </w:r>
+      <w:r>
+        <w:t xml:space="preserve"> </w:t>
+      </w:r>
+      <w:r>
+        <w:rPr>
+          <w:i/>
+          <w:iCs/>
+        </w:rPr>
+        <w:t>(右侧分支)</w:t>
+      </w:r>
+      <w:r>
+        <w:t xml:space="preserve"> * </w:t>
+      </w:r>
+      <w:r>
+        <w:rPr>
+          <w:b/>
+          <w:bCs/>
+        </w:rPr>
+        <w:t>图标</w:t>
+      </w:r>
+      <w:r>
+        <w:t xml:space="preserve">：穿过数层钢板的箭头。 * </w:t>
+      </w:r>
+      <w:r>
+        <w:rPr>
+          <w:b/>
+          <w:bCs/>
+        </w:rPr>
+        <w:t>效果</w:t>
+      </w:r>
+      <w:r>
+        <w:t>：所有穿透性攻击伤害衰减降低（补充设计）。</w:t>
+      </w:r>
+    </w:p>
+    <w:p>
+      <w:pPr>
+        <w:pStyle w:val="4"/>
+        <w:keepNext w:val="0"/>
+        <w:keepLines w:val="0"/>
+        <w:widowControl/>
+        <w:suppressLineNumbers w:val="0"/>
+        <w:spacing w:before="0" w:beforeAutospacing="0" w:line="14" w:lineRule="atLeast"/>
+        <w:rPr>
+          <w:rFonts w:hint="default" w:ascii="sans-serif" w:hAnsi="sans-serif" w:eastAsia="sans-serif" w:cs="sans-serif"/>
+        </w:rPr>
+      </w:pPr>
+      <w:r>
+        <w:rPr>
+          <w:rFonts w:hint="default" w:ascii="sans-serif" w:hAnsi="sans-serif" w:eastAsia="sans-serif" w:cs="sans-serif"/>
+        </w:rPr>
+        <w:t>3.2 🟢 下行电路：生存防护 (Survival) - 绿色系</w:t>
+      </w:r>
+    </w:p>
+    <w:p>
+      <w:pPr>
+        <w:pStyle w:val="7"/>
+        <w:keepNext w:val="0"/>
+        <w:keepLines w:val="0"/>
+        <w:widowControl/>
+        <w:suppressLineNumbers w:val="0"/>
+        <w:spacing w:before="0" w:beforeAutospacing="0" w:line="14" w:lineRule="atLeast"/>
+        <w:ind w:left="720"/>
+        <w:rPr>
+          <w:rFonts w:ascii="宋体" w:hAnsi="宋体" w:eastAsia="宋体" w:cs="宋体"/>
+          <w:sz w:val="24"/>
+          <w:szCs w:val="24"/>
+        </w:rPr>
+      </w:pPr>
+      <w:r>
+        <w:rPr>
+          <w:rFonts w:hint="default" w:ascii="sans-serif" w:hAnsi="sans-serif" w:eastAsia="sans-serif" w:cs="sans-serif"/>
+          <w:b/>
+          <w:bCs/>
+        </w:rPr>
+        <w:t>定位：</w:t>
+      </w:r>
+      <w:r>
+        <w:rPr>
+          <w:rFonts w:hint="default" w:ascii="sans-serif" w:hAnsi="sans-serif" w:eastAsia="sans-serif" w:cs="sans-serif"/>
+        </w:rPr>
+        <w:t xml:space="preserve"> </w:t>
+      </w:r>
+      <w:r>
+        <w:rPr>
+          <w:rFonts w:ascii="宋体" w:hAnsi="宋体" w:eastAsia="宋体" w:cs="宋体"/>
+          <w:sz w:val="24"/>
+          <w:szCs w:val="24"/>
+        </w:rPr>
+        <w:t>增加容错率。从血量护盾延伸到终极的复活机制。</w:t>
+      </w:r>
+    </w:p>
+    <w:p>
+      <w:pPr>
+        <w:pStyle w:val="7"/>
+        <w:keepNext w:val="0"/>
+        <w:keepLines w:val="0"/>
+        <w:widowControl/>
+        <w:suppressLineNumbers w:val="0"/>
+      </w:pPr>
+      <w:r>
+        <w:rPr>
+          <w:b/>
+          <w:bCs/>
+        </w:rPr>
+        <w:t>第1层 (内圈 1个)</w:t>
+      </w:r>
+    </w:p>
+    <w:p>
+      <w:pPr>
+        <w:pStyle w:val="7"/>
+        <w:keepNext w:val="0"/>
+        <w:keepLines w:val="0"/>
+        <w:widowControl/>
+        <w:suppressLineNumbers w:val="0"/>
+        <w:ind w:left="720"/>
+      </w:pPr>
+      <w:r>
+        <w:rPr>
+          <w:rFonts w:hint="eastAsia"/>
+          <w:b/>
+          <w:bCs/>
+          <w:lang w:val="en-US" w:eastAsia="zh-CN"/>
+        </w:rPr>
+        <w:t>1.</w:t>
+      </w:r>
+      <w:r>
+        <w:rPr>
+          <w:b/>
+          <w:bCs/>
+        </w:rPr>
+        <w:t>复合装甲 I</w:t>
+      </w:r>
+      <w:r>
+        <w:t xml:space="preserve"> [基础]</w:t>
+      </w:r>
+    </w:p>
+    <w:p>
+      <w:pPr>
+        <w:pStyle w:val="7"/>
+        <w:keepNext w:val="0"/>
+        <w:keepLines w:val="0"/>
+        <w:widowControl/>
+        <w:suppressLineNumbers w:val="0"/>
         <w:ind w:left="1440"/>
-        <w:rPr>
-          <w:rFonts w:hint="default" w:ascii="sans-serif" w:hAnsi="sans-serif" w:eastAsia="sans-serif" w:cs="sans-serif"/>
-        </w:rPr>
-      </w:pPr>
-      <w:r>
-        <w:rPr>
-          <w:rFonts w:hint="default" w:ascii="sans-serif" w:hAnsi="sans-serif" w:eastAsia="sans-serif" w:cs="sans-serif"/>
-        </w:rPr>
-        <w:t>[透镜校准]：暴击伤害 +5% (可升 20 级)。</w:t>
-      </w:r>
-    </w:p>
-    <w:p>
-      <w:pPr>
-        <w:pStyle w:val="6"/>
+      </w:pPr>
+      <w:r>
+        <w:rPr>
+          <w:b/>
+          <w:bCs/>
+        </w:rPr>
+        <w:t>图标</w:t>
+      </w:r>
+      <w:r>
+        <w:t>：</w:t>
+      </w:r>
+      <w:r>
+        <w:rPr>
+          <w:rFonts w:hint="eastAsia"/>
+          <w:lang w:val="en-US" w:eastAsia="zh-CN"/>
+        </w:rPr>
+        <w:t>绿色十字</w:t>
+      </w:r>
+      <w:r>
+        <w:t>。</w:t>
+      </w:r>
+    </w:p>
+    <w:p>
+      <w:pPr>
+        <w:pStyle w:val="7"/>
+        <w:keepNext w:val="0"/>
+        <w:keepLines w:val="0"/>
+        <w:widowControl/>
+        <w:suppressLineNumbers w:val="0"/>
+        <w:ind w:left="1440"/>
+      </w:pPr>
+      <w:r>
+        <w:rPr>
+          <w:b/>
+          <w:bCs/>
+        </w:rPr>
+        <w:t>效果</w:t>
+      </w:r>
+      <w:r>
+        <w:t>：生命上限提升。</w:t>
+      </w:r>
+    </w:p>
+    <w:p>
+      <w:pPr>
+        <w:pStyle w:val="7"/>
+        <w:keepNext w:val="0"/>
+        <w:keepLines w:val="0"/>
+        <w:widowControl/>
+        <w:suppressLineNumbers w:val="0"/>
+      </w:pPr>
+      <w:r>
+        <w:rPr>
+          <w:b/>
+          <w:bCs/>
+        </w:rPr>
+        <w:t>第2层 (中圈 3个)</w:t>
+      </w:r>
+      <w:r>
+        <w:t xml:space="preserve"> </w:t>
+      </w:r>
+    </w:p>
+    <w:p>
+      <w:pPr>
+        <w:pStyle w:val="7"/>
+        <w:keepNext w:val="0"/>
+        <w:keepLines w:val="0"/>
+        <w:widowControl/>
+        <w:suppressLineNumbers w:val="0"/>
+      </w:pPr>
+      <w:r>
+        <w:rPr>
+          <w:rFonts w:hint="eastAsia"/>
+          <w:b/>
+          <w:bCs/>
+          <w:lang w:val="en-US" w:eastAsia="zh-CN"/>
+        </w:rPr>
+        <w:t>2.</w:t>
+      </w:r>
+      <w:r>
+        <w:rPr>
+          <w:b/>
+          <w:bCs/>
+        </w:rPr>
+        <w:t>护盾发生器</w:t>
+      </w:r>
+      <w:r>
+        <w:t xml:space="preserve"> [护盾机制] * </w:t>
+      </w:r>
+      <w:r>
+        <w:rPr>
+          <w:b/>
+          <w:bCs/>
+        </w:rPr>
+        <w:t>图标</w:t>
+      </w:r>
+      <w:r>
+        <w:t>：绿色盾牌</w:t>
+      </w:r>
+      <w:r>
+        <w:rPr>
+          <w:rFonts w:hint="eastAsia"/>
+          <w:lang w:eastAsia="zh-CN"/>
+        </w:rPr>
+        <w:t>。</w:t>
+      </w:r>
+      <w:r>
+        <w:t xml:space="preserve"> * </w:t>
+      </w:r>
+      <w:r>
+        <w:rPr>
+          <w:b/>
+          <w:bCs/>
+        </w:rPr>
+        <w:t>效果</w:t>
+      </w:r>
+      <w:r>
+        <w:t xml:space="preserve">：护盾恢复速度提升。 </w:t>
+      </w:r>
+    </w:p>
+    <w:p>
+      <w:pPr>
+        <w:pStyle w:val="7"/>
+        <w:keepNext w:val="0"/>
+        <w:keepLines w:val="0"/>
+        <w:widowControl/>
+        <w:suppressLineNumbers w:val="0"/>
+      </w:pPr>
+      <w:r>
+        <w:rPr>
+          <w:rFonts w:hint="eastAsia"/>
+          <w:b/>
+          <w:bCs/>
+          <w:lang w:val="en-US" w:eastAsia="zh-CN"/>
+        </w:rPr>
+        <w:t>3.</w:t>
+      </w:r>
+      <w:r>
+        <w:rPr>
+          <w:b/>
+          <w:bCs/>
+        </w:rPr>
+        <w:t>复合装甲 II</w:t>
+      </w:r>
+      <w:r>
+        <w:t xml:space="preserve"> [基础进阶] </w:t>
+      </w:r>
+      <w:r>
+        <w:rPr>
+          <w:i/>
+          <w:iCs/>
+        </w:rPr>
+        <w:t>(居中位置)</w:t>
+      </w:r>
+      <w:r>
+        <w:t xml:space="preserve"> * </w:t>
+      </w:r>
+      <w:r>
+        <w:rPr>
+          <w:b/>
+          <w:bCs/>
+        </w:rPr>
+        <w:t>图标</w:t>
+      </w:r>
+      <w:r>
+        <w:t>：</w:t>
+      </w:r>
+      <w:r>
+        <w:rPr>
+          <w:rFonts w:hint="eastAsia"/>
+          <w:lang w:val="en-US" w:eastAsia="zh-CN"/>
+        </w:rPr>
+        <w:t>绿色护甲</w:t>
+      </w:r>
+      <w:r>
+        <w:t xml:space="preserve"> * </w:t>
+      </w:r>
+      <w:r>
+        <w:rPr>
+          <w:b/>
+          <w:bCs/>
+        </w:rPr>
+        <w:t>效果</w:t>
+      </w:r>
+      <w:r>
+        <w:t>：生命上限百分比提升。</w:t>
+      </w:r>
+    </w:p>
+    <w:p>
+      <w:pPr>
+        <w:pStyle w:val="7"/>
+        <w:keepNext w:val="0"/>
+        <w:keepLines w:val="0"/>
+        <w:widowControl/>
+        <w:suppressLineNumbers w:val="0"/>
+      </w:pPr>
+      <w:r>
+        <w:rPr>
+          <w:rFonts w:hint="eastAsia"/>
+          <w:b/>
+          <w:bCs/>
+          <w:lang w:val="en-US" w:eastAsia="zh-CN"/>
+        </w:rPr>
+        <w:t>4.</w:t>
+      </w:r>
+      <w:r>
+        <w:rPr>
+          <w:b/>
+          <w:bCs/>
+        </w:rPr>
+        <w:t>动能缓冲</w:t>
+      </w:r>
+      <w:r>
+        <w:t xml:space="preserve"> [减伤机制] * </w:t>
+      </w:r>
+      <w:r>
+        <w:rPr>
+          <w:b/>
+          <w:bCs/>
+        </w:rPr>
+        <w:t>图标</w:t>
+      </w:r>
+      <w:r>
+        <w:t>：</w:t>
+      </w:r>
+      <w:r>
+        <w:rPr>
+          <w:rFonts w:hint="eastAsia"/>
+          <w:lang w:val="en-US" w:eastAsia="zh-CN"/>
+        </w:rPr>
+        <w:t>弹簧</w:t>
+      </w:r>
+      <w:r>
+        <w:t xml:space="preserve">。 * </w:t>
+      </w:r>
+      <w:r>
+        <w:rPr>
+          <w:b/>
+          <w:bCs/>
+        </w:rPr>
+        <w:t>效果</w:t>
+      </w:r>
+      <w:r>
+        <w:t>：受到的碰撞伤害降低。</w:t>
+      </w:r>
+    </w:p>
+    <w:p>
+      <w:pPr>
+        <w:pStyle w:val="7"/>
+        <w:keepNext w:val="0"/>
+        <w:keepLines w:val="0"/>
+        <w:widowControl/>
+        <w:suppressLineNumbers w:val="0"/>
+      </w:pPr>
+      <w:r>
+        <w:rPr>
+          <w:b/>
+          <w:bCs/>
+        </w:rPr>
+        <w:t>第3层 (外圈末端 3个 - 终极技能)</w:t>
+      </w:r>
+      <w:r>
+        <w:t xml:space="preserve"> </w:t>
+      </w:r>
+    </w:p>
+    <w:p>
+      <w:pPr>
+        <w:pStyle w:val="7"/>
+        <w:keepNext w:val="0"/>
+        <w:keepLines w:val="0"/>
+        <w:widowControl/>
+        <w:suppressLineNumbers w:val="0"/>
+      </w:pPr>
+      <w:r>
+        <w:rPr>
+          <w:rFonts w:hint="eastAsia"/>
+          <w:b/>
+          <w:bCs/>
+          <w:lang w:val="en-US" w:eastAsia="zh-CN"/>
+        </w:rPr>
+        <w:t>5.</w:t>
+      </w:r>
+      <w:r>
+        <w:rPr>
+          <w:b/>
+          <w:bCs/>
+        </w:rPr>
+        <w:t>紧急防卫</w:t>
+      </w:r>
+      <w:r>
+        <w:t xml:space="preserve"> </w:t>
+      </w:r>
+      <w:r>
+        <w:rPr>
+          <w:i/>
+          <w:iCs/>
+        </w:rPr>
+        <w:t>(左侧分支)</w:t>
+      </w:r>
+      <w:r>
+        <w:t xml:space="preserve"> * </w:t>
+      </w:r>
+      <w:r>
+        <w:rPr>
+          <w:b/>
+          <w:bCs/>
+        </w:rPr>
+        <w:t>图标</w:t>
+      </w:r>
+      <w:r>
+        <w:t>：</w:t>
+      </w:r>
+      <w:r>
+        <w:rPr>
+          <w:rFonts w:hint="eastAsia"/>
+          <w:lang w:val="en-US" w:eastAsia="zh-CN"/>
+        </w:rPr>
+        <w:t>带+号的</w:t>
+      </w:r>
+      <w:r>
+        <w:t xml:space="preserve">盾牌。 * </w:t>
+      </w:r>
+      <w:r>
+        <w:rPr>
+          <w:b/>
+          <w:bCs/>
+        </w:rPr>
+        <w:t>效果</w:t>
+      </w:r>
+      <w:r>
+        <w:t xml:space="preserve">：护盾被击破时，释放一次震退周围敌人的脉冲（补充设计）。 </w:t>
+      </w:r>
+    </w:p>
+    <w:p>
+      <w:pPr>
+        <w:pStyle w:val="7"/>
+        <w:keepNext w:val="0"/>
+        <w:keepLines w:val="0"/>
+        <w:widowControl/>
+        <w:suppressLineNumbers w:val="0"/>
+      </w:pPr>
+      <w:r>
+        <w:rPr>
+          <w:rFonts w:hint="eastAsia"/>
+          <w:b/>
+          <w:bCs/>
+          <w:lang w:val="en-US" w:eastAsia="zh-CN"/>
+        </w:rPr>
+        <w:t>6.</w:t>
+      </w:r>
+      <w:r>
+        <w:rPr>
+          <w:b/>
+          <w:bCs/>
+        </w:rPr>
+        <w:t>备用系统</w:t>
+      </w:r>
+      <w:r>
+        <w:t xml:space="preserve"> </w:t>
+      </w:r>
+      <w:r>
+        <w:rPr>
+          <w:i/>
+          <w:iCs/>
+        </w:rPr>
+        <w:t>(正中央最远端 - 原大节点)</w:t>
+      </w:r>
+      <w:r>
+        <w:t xml:space="preserve"> * </w:t>
+      </w:r>
+      <w:r>
+        <w:rPr>
+          <w:b/>
+          <w:bCs/>
+        </w:rPr>
+        <w:t>图标</w:t>
+      </w:r>
+      <w:r>
+        <w:t>：</w:t>
+      </w:r>
+      <w:r>
+        <w:rPr>
+          <w:rFonts w:hint="eastAsia"/>
+          <w:lang w:val="en-US" w:eastAsia="zh-CN"/>
+        </w:rPr>
+        <w:t>绿色心形，带闪电镂空</w:t>
+      </w:r>
+      <w:r>
+        <w:t xml:space="preserve"> * </w:t>
+      </w:r>
+      <w:r>
+        <w:rPr>
+          <w:b/>
+          <w:bCs/>
+        </w:rPr>
+        <w:t>效果</w:t>
+      </w:r>
+      <w:r>
+        <w:t xml:space="preserve">：每局游戏复活次数 +1。 </w:t>
+      </w:r>
+    </w:p>
+    <w:p>
+      <w:pPr>
+        <w:pStyle w:val="7"/>
+        <w:keepNext w:val="0"/>
+        <w:keepLines w:val="0"/>
+        <w:widowControl/>
+        <w:suppressLineNumbers w:val="0"/>
+      </w:pPr>
+      <w:r>
+        <w:rPr>
+          <w:rFonts w:hint="eastAsia"/>
+          <w:b/>
+          <w:bCs/>
+          <w:lang w:val="en-US" w:eastAsia="zh-CN"/>
+        </w:rPr>
+        <w:t>7.</w:t>
+      </w:r>
+      <w:r>
+        <w:rPr>
+          <w:b/>
+          <w:bCs/>
+        </w:rPr>
+        <w:t>纳米修复</w:t>
+      </w:r>
+      <w:r>
+        <w:t xml:space="preserve"> </w:t>
+      </w:r>
+      <w:r>
+        <w:rPr>
+          <w:i/>
+          <w:iCs/>
+        </w:rPr>
+        <w:t>(右侧分支 - 原大节点)</w:t>
+      </w:r>
+      <w:r>
+        <w:t xml:space="preserve"> * </w:t>
+      </w:r>
+      <w:r>
+        <w:rPr>
+          <w:b/>
+          <w:bCs/>
+        </w:rPr>
+        <w:t>图标</w:t>
+      </w:r>
+      <w:r>
+        <w:t xml:space="preserve">：DNA螺旋结构 * </w:t>
+      </w:r>
+      <w:r>
+        <w:rPr>
+          <w:b/>
+          <w:bCs/>
+        </w:rPr>
+        <w:t>效果</w:t>
+      </w:r>
+      <w:r>
+        <w:t>：开启大招瞬间，回复大量已损失生命值。</w:t>
+      </w:r>
+    </w:p>
+    <w:p>
+      <w:pPr>
+        <w:pStyle w:val="7"/>
+        <w:keepNext w:val="0"/>
+        <w:keepLines w:val="0"/>
+        <w:widowControl/>
+        <w:suppressLineNumbers w:val="0"/>
+        <w:spacing w:before="0" w:beforeAutospacing="0" w:line="14" w:lineRule="atLeast"/>
+        <w:rPr>
+          <w:rFonts w:hint="default" w:ascii="宋体" w:hAnsi="宋体" w:eastAsia="宋体" w:cs="宋体"/>
+          <w:sz w:val="24"/>
+          <w:szCs w:val="24"/>
+        </w:rPr>
+      </w:pPr>
+    </w:p>
+    <w:p>
+      <w:pPr>
+        <w:pStyle w:val="4"/>
+        <w:keepNext w:val="0"/>
+        <w:keepLines w:val="0"/>
+        <w:widowControl/>
+        <w:suppressLineNumbers w:val="0"/>
+        <w:spacing w:before="0" w:beforeAutospacing="0" w:line="14" w:lineRule="atLeast"/>
+        <w:rPr>
+          <w:rFonts w:hint="default" w:ascii="sans-serif" w:hAnsi="sans-serif" w:eastAsia="sans-serif" w:cs="sans-serif"/>
+        </w:rPr>
+      </w:pPr>
+      <w:r>
+        <w:rPr>
+          <w:rFonts w:hint="default" w:ascii="sans-serif" w:hAnsi="sans-serif" w:eastAsia="sans-serif" w:cs="sans-serif"/>
+        </w:rPr>
+        <w:t>3.3 🟡 左行电路：资源循环 (Resources) - 黄色系</w:t>
+      </w:r>
+    </w:p>
+    <w:p>
+      <w:pPr>
+        <w:pStyle w:val="7"/>
         <w:keepNext w:val="0"/>
         <w:keepLines w:val="0"/>
         <w:widowControl/>
@@ -729,45 +1710,504 @@
         <w:spacing w:before="0" w:beforeAutospacing="0" w:line="14" w:lineRule="atLeast"/>
         <w:ind w:left="720"/>
         <w:rPr>
-          <w:rFonts w:hint="default" w:ascii="sans-serif" w:hAnsi="sans-serif" w:eastAsia="sans-serif" w:cs="sans-serif"/>
-        </w:rPr>
-      </w:pPr>
-      <w:r>
-        <w:rPr>
-          <w:rFonts w:hint="default" w:ascii="sans-serif" w:hAnsi="sans-serif" w:eastAsia="sans-serif" w:cs="sans-serif"/>
-          <w:b/>
-          <w:bCs/>
-        </w:rPr>
-        <w:t>大节点 (里程碑)：</w:t>
-      </w:r>
-    </w:p>
-    <w:p>
-      <w:pPr>
-        <w:pStyle w:val="6"/>
-        <w:keepNext w:val="0"/>
-        <w:keepLines w:val="0"/>
-        <w:widowControl/>
-        <w:suppressLineNumbers w:val="0"/>
-        <w:spacing w:before="0" w:beforeAutospacing="0" w:line="14" w:lineRule="atLeast"/>
+          <w:rFonts w:ascii="宋体" w:hAnsi="宋体" w:eastAsia="宋体" w:cs="宋体"/>
+          <w:sz w:val="24"/>
+          <w:szCs w:val="24"/>
+        </w:rPr>
+      </w:pPr>
+      <w:r>
+        <w:rPr>
+          <w:rFonts w:hint="default" w:ascii="sans-serif" w:hAnsi="sans-serif" w:eastAsia="sans-serif" w:cs="sans-serif"/>
+          <w:b/>
+          <w:bCs/>
+        </w:rPr>
+        <w:t>定位：</w:t>
+      </w:r>
+      <w:r>
+        <w:rPr>
+          <w:rFonts w:hint="default" w:ascii="sans-serif" w:hAnsi="sans-serif" w:eastAsia="sans-serif" w:cs="sans-serif"/>
+        </w:rPr>
+        <w:t xml:space="preserve"> </w:t>
+      </w:r>
+      <w:r>
+        <w:rPr>
+          <w:rFonts w:ascii="宋体" w:hAnsi="宋体" w:eastAsia="宋体" w:cs="宋体"/>
+          <w:sz w:val="24"/>
+          <w:szCs w:val="24"/>
+        </w:rPr>
+        <w:t>局外养成与经济基础。</w:t>
+      </w:r>
+    </w:p>
+    <w:p>
+      <w:pPr>
+        <w:pStyle w:val="7"/>
+        <w:keepNext w:val="0"/>
+        <w:keepLines w:val="0"/>
+        <w:widowControl/>
+        <w:suppressLineNumbers w:val="0"/>
+      </w:pPr>
+      <w:r>
+        <w:rPr>
+          <w:b/>
+          <w:bCs/>
+        </w:rPr>
+        <w:t>第1层 (内圈 1个)</w:t>
+      </w:r>
+    </w:p>
+    <w:p>
+      <w:pPr>
+        <w:pStyle w:val="7"/>
+        <w:keepNext w:val="0"/>
+        <w:keepLines w:val="0"/>
+        <w:widowControl/>
+        <w:suppressLineNumbers w:val="0"/>
+        <w:ind w:left="720"/>
+      </w:pPr>
+      <w:r>
+        <w:rPr>
+          <w:rFonts w:hint="eastAsia"/>
+          <w:b/>
+          <w:bCs/>
+          <w:lang w:val="en-US" w:eastAsia="zh-CN"/>
+        </w:rPr>
+        <w:t>1.</w:t>
+      </w:r>
+      <w:r>
+        <w:rPr>
+          <w:b/>
+          <w:bCs/>
+        </w:rPr>
+        <w:t>幸运协议 I</w:t>
+      </w:r>
+      <w:r>
+        <w:t xml:space="preserve"> [基础]</w:t>
+      </w:r>
+    </w:p>
+    <w:p>
+      <w:pPr>
+        <w:pStyle w:val="7"/>
+        <w:keepNext w:val="0"/>
+        <w:keepLines w:val="0"/>
+        <w:widowControl/>
+        <w:suppressLineNumbers w:val="0"/>
         <w:ind w:left="1440"/>
-        <w:rPr>
-          <w:rFonts w:hint="default" w:ascii="sans-serif" w:hAnsi="sans-serif" w:eastAsia="sans-serif" w:cs="sans-serif"/>
-        </w:rPr>
-      </w:pPr>
-      <w:r>
-        <w:rPr>
-          <w:rFonts w:hint="default" w:ascii="sans-serif" w:hAnsi="sans-serif" w:eastAsia="sans-serif" w:cs="sans-serif"/>
-          <w:b/>
-          <w:bCs/>
-        </w:rPr>
-        <w:t>[终极超载]</w:t>
-      </w:r>
-      <w:r>
-        <w:rPr>
-          <w:rFonts w:hint="default" w:ascii="sans-serif" w:hAnsi="sans-serif" w:eastAsia="sans-serif" w:cs="sans-serif"/>
-        </w:rPr>
-        <w:t xml:space="preserve"> (树梢末端)：大招期间，激光宽度额外 +50%，伤害额外 +50%。</w:t>
-      </w:r>
+      </w:pPr>
+      <w:r>
+        <w:rPr>
+          <w:b/>
+          <w:bCs/>
+        </w:rPr>
+        <w:t>图标</w:t>
+      </w:r>
+      <w:r>
+        <w:t>：金币。</w:t>
+      </w:r>
+    </w:p>
+    <w:p>
+      <w:pPr>
+        <w:pStyle w:val="7"/>
+        <w:keepNext w:val="0"/>
+        <w:keepLines w:val="0"/>
+        <w:widowControl/>
+        <w:suppressLineNumbers w:val="0"/>
+        <w:ind w:left="1440"/>
+      </w:pPr>
+      <w:r>
+        <w:rPr>
+          <w:b/>
+          <w:bCs/>
+        </w:rPr>
+        <w:t>效果</w:t>
+      </w:r>
+      <w:r>
+        <w:t>：战斗金币掉落提升。</w:t>
+      </w:r>
+    </w:p>
+    <w:p>
+      <w:pPr>
+        <w:pStyle w:val="7"/>
+        <w:keepNext w:val="0"/>
+        <w:keepLines w:val="0"/>
+        <w:widowControl/>
+        <w:suppressLineNumbers w:val="0"/>
+      </w:pPr>
+      <w:r>
+        <w:rPr>
+          <w:b/>
+          <w:bCs/>
+        </w:rPr>
+        <w:t xml:space="preserve">第2层 (中圈 </w:t>
+      </w:r>
+      <w:r>
+        <w:rPr>
+          <w:rFonts w:hint="eastAsia"/>
+          <w:b/>
+          <w:bCs/>
+          <w:lang w:val="en-US" w:eastAsia="zh-CN"/>
+        </w:rPr>
+        <w:t>3</w:t>
+      </w:r>
+      <w:r>
+        <w:rPr>
+          <w:b/>
+          <w:bCs/>
+        </w:rPr>
+        <w:t>个)</w:t>
+      </w:r>
+      <w:r>
+        <w:t xml:space="preserve"> </w:t>
+      </w:r>
+    </w:p>
+    <w:p>
+      <w:pPr>
+        <w:pStyle w:val="7"/>
+        <w:keepNext w:val="0"/>
+        <w:keepLines w:val="0"/>
+        <w:widowControl/>
+        <w:suppressLineNumbers w:val="0"/>
+      </w:pPr>
+      <w:r>
+        <w:rPr>
+          <w:rFonts w:hint="eastAsia"/>
+          <w:b/>
+          <w:bCs/>
+          <w:lang w:val="en-US" w:eastAsia="zh-CN"/>
+        </w:rPr>
+        <w:t>2.</w:t>
+      </w:r>
+      <w:r>
+        <w:rPr>
+          <w:b/>
+          <w:bCs/>
+        </w:rPr>
+        <w:t>离线算力</w:t>
+      </w:r>
+      <w:r>
+        <w:t xml:space="preserve"> [挂机收益] * </w:t>
+      </w:r>
+      <w:r>
+        <w:rPr>
+          <w:b/>
+          <w:bCs/>
+        </w:rPr>
+        <w:t>图标</w:t>
+      </w:r>
+      <w:r>
+        <w:t xml:space="preserve">：休眠的电池。 * </w:t>
+      </w:r>
+      <w:r>
+        <w:rPr>
+          <w:b/>
+          <w:bCs/>
+        </w:rPr>
+        <w:t>效果</w:t>
+      </w:r>
+      <w:r>
+        <w:t xml:space="preserve">：离线金币收益提升。 </w:t>
+      </w:r>
+    </w:p>
+    <w:p>
+      <w:pPr>
+        <w:pStyle w:val="7"/>
+        <w:keepNext w:val="0"/>
+        <w:keepLines w:val="0"/>
+        <w:widowControl/>
+        <w:suppressLineNumbers w:val="0"/>
+      </w:pPr>
+      <w:r>
+        <w:rPr>
+          <w:rFonts w:hint="eastAsia"/>
+          <w:b/>
+          <w:bCs/>
+          <w:lang w:val="en-US" w:eastAsia="zh-CN"/>
+        </w:rPr>
+        <w:t>3.</w:t>
+      </w:r>
+      <w:r>
+        <w:rPr>
+          <w:b/>
+          <w:bCs/>
+        </w:rPr>
+        <w:t>幸运协议 II</w:t>
+      </w:r>
+      <w:r>
+        <w:t xml:space="preserve"> [基础进阶] * </w:t>
+      </w:r>
+      <w:r>
+        <w:rPr>
+          <w:b/>
+          <w:bCs/>
+        </w:rPr>
+        <w:t>图标</w:t>
+      </w:r>
+      <w:r>
+        <w:t>：</w:t>
+      </w:r>
+      <w:r>
+        <w:rPr>
+          <w:rFonts w:hint="eastAsia"/>
+          <w:lang w:val="en-US" w:eastAsia="zh-CN"/>
+        </w:rPr>
+        <w:t>2个</w:t>
+      </w:r>
+      <w:r>
+        <w:t xml:space="preserve">金币。 * </w:t>
+      </w:r>
+      <w:r>
+        <w:rPr>
+          <w:b/>
+          <w:bCs/>
+        </w:rPr>
+        <w:t>效果</w:t>
+      </w:r>
+      <w:r>
+        <w:t>：战斗金币掉落大幅提升。</w:t>
+      </w:r>
+    </w:p>
+    <w:p>
+      <w:pPr>
+        <w:pStyle w:val="7"/>
+        <w:keepNext w:val="0"/>
+        <w:keepLines w:val="0"/>
+        <w:widowControl/>
+        <w:suppressLineNumbers w:val="0"/>
+      </w:pPr>
+      <w:r>
+        <w:rPr>
+          <w:rFonts w:hint="eastAsia"/>
+          <w:b/>
+          <w:bCs/>
+          <w:lang w:val="en-US" w:eastAsia="zh-CN"/>
+        </w:rPr>
+        <w:t>4.</w:t>
+      </w:r>
+      <w:r>
+        <w:rPr>
+          <w:b/>
+          <w:bCs/>
+        </w:rPr>
+        <w:t>商会声望</w:t>
+      </w:r>
+      <w:r>
+        <w:t xml:space="preserve"> </w:t>
+      </w:r>
+      <w:r>
+        <w:rPr>
+          <w:i/>
+          <w:iCs/>
+        </w:rPr>
+        <w:t>(上方分支)</w:t>
+      </w:r>
+      <w:r>
+        <w:t xml:space="preserve"> * </w:t>
+      </w:r>
+      <w:r>
+        <w:rPr>
+          <w:b/>
+          <w:bCs/>
+        </w:rPr>
+        <w:t>图标</w:t>
+      </w:r>
+      <w:r>
+        <w:t>：</w:t>
+      </w:r>
+      <w:r>
+        <w:rPr>
+          <w:rFonts w:hint="eastAsia"/>
+          <w:lang w:val="en-US" w:eastAsia="zh-CN"/>
+        </w:rPr>
+        <w:t>骰子</w:t>
+      </w:r>
+      <w:r>
+        <w:t xml:space="preserve"> * </w:t>
+      </w:r>
+      <w:r>
+        <w:rPr>
+          <w:b/>
+          <w:bCs/>
+        </w:rPr>
+        <w:t>效果</w:t>
+      </w:r>
+      <w:r>
+        <w:t xml:space="preserve">：每日免费刷新商店次数 +1。 </w:t>
+      </w:r>
+    </w:p>
+    <w:p>
+      <w:pPr>
+        <w:pStyle w:val="7"/>
+        <w:keepNext w:val="0"/>
+        <w:keepLines w:val="0"/>
+        <w:widowControl/>
+        <w:suppressLineNumbers w:val="0"/>
+      </w:pPr>
+      <w:r>
+        <w:rPr>
+          <w:b/>
+          <w:bCs/>
+        </w:rPr>
+        <w:t xml:space="preserve">第3层 (外圈末端 </w:t>
+      </w:r>
+      <w:r>
+        <w:rPr>
+          <w:rFonts w:hint="eastAsia"/>
+          <w:b/>
+          <w:bCs/>
+          <w:lang w:val="en-US" w:eastAsia="zh-CN"/>
+        </w:rPr>
+        <w:t>2</w:t>
+      </w:r>
+      <w:r>
+        <w:rPr>
+          <w:b/>
+          <w:bCs/>
+        </w:rPr>
+        <w:t>个 - 终极技能)</w:t>
+      </w:r>
+      <w:r>
+        <w:t xml:space="preserve"> </w:t>
+      </w:r>
+    </w:p>
+    <w:p>
+      <w:pPr>
+        <w:pStyle w:val="7"/>
+        <w:keepNext w:val="0"/>
+        <w:keepLines w:val="0"/>
+        <w:widowControl/>
+        <w:suppressLineNumbers w:val="0"/>
+      </w:pPr>
+      <w:r>
+        <w:rPr>
+          <w:rFonts w:hint="eastAsia"/>
+          <w:b/>
+          <w:bCs/>
+          <w:lang w:val="en-US" w:eastAsia="zh-CN"/>
+        </w:rPr>
+        <w:t>5.</w:t>
+      </w:r>
+      <w:r>
+        <w:rPr>
+          <w:b/>
+          <w:bCs/>
+        </w:rPr>
+        <w:t>初始资金</w:t>
+      </w:r>
+      <w:r>
+        <w:t xml:space="preserve"> </w:t>
+      </w:r>
+      <w:r>
+        <w:rPr>
+          <w:i/>
+          <w:iCs/>
+        </w:rPr>
+        <w:t>(正左侧最远端 - 原大节点)</w:t>
+      </w:r>
+      <w:r>
+        <w:t xml:space="preserve"> * </w:t>
+      </w:r>
+      <w:r>
+        <w:rPr>
+          <w:b/>
+          <w:bCs/>
+        </w:rPr>
+        <w:t>图标</w:t>
+      </w:r>
+      <w:r>
+        <w:t xml:space="preserve">：打开的黄金宝箱  * </w:t>
+      </w:r>
+      <w:r>
+        <w:rPr>
+          <w:b/>
+          <w:bCs/>
+        </w:rPr>
+        <w:t>效果</w:t>
+      </w:r>
+      <w:r>
+        <w:t xml:space="preserve">：开局金币掉落倍率在第1波翻倍。 </w:t>
+      </w:r>
+    </w:p>
+    <w:p>
+      <w:pPr>
+        <w:pStyle w:val="7"/>
+        <w:keepNext w:val="0"/>
+        <w:keepLines w:val="0"/>
+        <w:widowControl/>
+        <w:suppressLineNumbers w:val="0"/>
+      </w:pPr>
+      <w:r>
+        <w:rPr>
+          <w:rFonts w:hint="eastAsia"/>
+          <w:b/>
+          <w:bCs/>
+          <w:lang w:val="en-US" w:eastAsia="zh-CN"/>
+        </w:rPr>
+        <w:t>6.</w:t>
+      </w:r>
+      <w:r>
+        <w:rPr>
+          <w:b/>
+          <w:bCs/>
+        </w:rPr>
+        <w:t>赏金猎人</w:t>
+      </w:r>
+      <w:r>
+        <w:t xml:space="preserve"> </w:t>
+      </w:r>
+      <w:r>
+        <w:rPr>
+          <w:i/>
+          <w:iCs/>
+        </w:rPr>
+        <w:t>(下方分支)</w:t>
+      </w:r>
+      <w:r>
+        <w:t xml:space="preserve"> * </w:t>
+      </w:r>
+      <w:r>
+        <w:rPr>
+          <w:b/>
+          <w:bCs/>
+        </w:rPr>
+        <w:t>图标</w:t>
+      </w:r>
+      <w:r>
+        <w:t>：</w:t>
+      </w:r>
+      <w:r>
+        <w:rPr>
+          <w:rFonts w:hint="eastAsia"/>
+          <w:lang w:val="en-US" w:eastAsia="zh-CN"/>
+        </w:rPr>
+        <w:t>皇冠</w:t>
+      </w:r>
+      <w:r>
+        <w:t xml:space="preserve">。 * </w:t>
+      </w:r>
+      <w:r>
+        <w:rPr>
+          <w:b/>
+          <w:bCs/>
+        </w:rPr>
+        <w:t>效果</w:t>
+      </w:r>
+      <w:r>
+        <w:t>：击杀精英怪和Boss会掉落额外的资源宝箱（补充设计）。</w:t>
+      </w:r>
+    </w:p>
+    <w:p>
+      <w:pPr>
+        <w:pStyle w:val="7"/>
+        <w:keepNext w:val="0"/>
+        <w:keepLines w:val="0"/>
+        <w:widowControl/>
+        <w:suppressLineNumbers w:val="0"/>
+        <w:spacing w:before="0" w:beforeAutospacing="0" w:line="14" w:lineRule="atLeast"/>
+        <w:ind w:left="720"/>
+        <w:rPr>
+          <w:rFonts w:hint="default" w:ascii="宋体" w:hAnsi="宋体" w:eastAsia="宋体" w:cs="宋体"/>
+          <w:sz w:val="24"/>
+          <w:szCs w:val="24"/>
+        </w:rPr>
+      </w:pPr>
     </w:p>
     <w:p>
       <w:pPr>
@@ -785,12 +2225,12 @@
         <w:rPr>
           <w:rFonts w:hint="default" w:ascii="sans-serif" w:hAnsi="sans-serif" w:eastAsia="sans-serif" w:cs="sans-serif"/>
         </w:rPr>
-        <w:t>3.2 🟢 下行电路：生存防护 (Survival) - 绿色系</w:t>
-      </w:r>
-    </w:p>
-    <w:p>
-      <w:pPr>
-        <w:pStyle w:val="6"/>
+        <w:t>3.4 🔵 右行电路：战术辅助 (Tactics) - 蓝色系</w:t>
+      </w:r>
+    </w:p>
+    <w:p>
+      <w:pPr>
+        <w:pStyle w:val="7"/>
         <w:keepNext w:val="0"/>
         <w:keepLines w:val="0"/>
         <w:widowControl/>
@@ -798,7 +2238,9 @@
         <w:spacing w:before="0" w:beforeAutospacing="0" w:line="14" w:lineRule="atLeast"/>
         <w:ind w:left="720"/>
         <w:rPr>
-          <w:rFonts w:hint="default" w:ascii="sans-serif" w:hAnsi="sans-serif" w:eastAsia="sans-serif" w:cs="sans-serif"/>
+          <w:rFonts w:ascii="宋体" w:hAnsi="宋体" w:eastAsia="宋体" w:cs="宋体"/>
+          <w:sz w:val="24"/>
+          <w:szCs w:val="24"/>
         </w:rPr>
       </w:pPr>
       <w:r>
@@ -813,94 +2255,450 @@
         <w:rPr>
           <w:rFonts w:hint="default" w:ascii="sans-serif" w:hAnsi="sans-serif" w:eastAsia="sans-serif" w:cs="sans-serif"/>
         </w:rPr>
-        <w:t xml:space="preserve"> 增加容错率，新手必点。</w:t>
-      </w:r>
-    </w:p>
-    <w:p>
-      <w:pPr>
-        <w:pStyle w:val="6"/>
-        <w:keepNext w:val="0"/>
-        <w:keepLines w:val="0"/>
-        <w:widowControl/>
-        <w:suppressLineNumbers w:val="0"/>
-        <w:spacing w:before="0" w:beforeAutospacing="0" w:line="14" w:lineRule="atLeast"/>
+        <w:t xml:space="preserve"> </w:t>
+      </w:r>
+      <w:r>
+        <w:rPr>
+          <w:rFonts w:ascii="宋体" w:hAnsi="宋体" w:eastAsia="宋体" w:cs="宋体"/>
+          <w:sz w:val="24"/>
+          <w:szCs w:val="24"/>
+        </w:rPr>
+        <w:t>优化战斗手感，控制与技能连招机制。</w:t>
+      </w:r>
+    </w:p>
+    <w:p>
+      <w:pPr>
+        <w:pStyle w:val="7"/>
+        <w:keepNext w:val="0"/>
+        <w:keepLines w:val="0"/>
+        <w:widowControl/>
+        <w:suppressLineNumbers w:val="0"/>
+      </w:pPr>
+      <w:r>
+        <w:rPr>
+          <w:b/>
+          <w:bCs/>
+        </w:rPr>
+        <w:t>第1层 (内圈 1个)</w:t>
+      </w:r>
+    </w:p>
+    <w:p>
+      <w:pPr>
+        <w:pStyle w:val="7"/>
+        <w:keepNext w:val="0"/>
+        <w:keepLines w:val="0"/>
+        <w:widowControl/>
+        <w:suppressLineNumbers w:val="0"/>
         <w:ind w:left="720"/>
-        <w:rPr>
-          <w:rFonts w:hint="default" w:ascii="sans-serif" w:hAnsi="sans-serif" w:eastAsia="sans-serif" w:cs="sans-serif"/>
-        </w:rPr>
-      </w:pPr>
-      <w:r>
-        <w:rPr>
-          <w:rFonts w:hint="default" w:ascii="sans-serif" w:hAnsi="sans-serif" w:eastAsia="sans-serif" w:cs="sans-serif"/>
-          <w:b/>
-          <w:bCs/>
-        </w:rPr>
-        <w:t>小节点 (填充)：</w:t>
-      </w:r>
-    </w:p>
-    <w:p>
-      <w:pPr>
-        <w:pStyle w:val="6"/>
-        <w:keepNext w:val="0"/>
-        <w:keepLines w:val="0"/>
-        <w:widowControl/>
-        <w:suppressLineNumbers w:val="0"/>
-        <w:spacing w:before="0" w:beforeAutospacing="0" w:line="14" w:lineRule="atLeast"/>
+      </w:pPr>
+      <w:r>
+        <w:rPr>
+          <w:rFonts w:hint="eastAsia"/>
+          <w:b/>
+          <w:bCs/>
+          <w:lang w:val="en-US" w:eastAsia="zh-CN"/>
+        </w:rPr>
+        <w:t>1.</w:t>
+      </w:r>
+      <w:r>
+        <w:rPr>
+          <w:b/>
+          <w:bCs/>
+        </w:rPr>
+        <w:t>快速充能</w:t>
+      </w:r>
+      <w:r>
+        <w:t xml:space="preserve"> [基础]</w:t>
+      </w:r>
+    </w:p>
+    <w:p>
+      <w:pPr>
+        <w:pStyle w:val="7"/>
+        <w:keepNext w:val="0"/>
+        <w:keepLines w:val="0"/>
+        <w:widowControl/>
+        <w:suppressLineNumbers w:val="0"/>
         <w:ind w:left="1440"/>
-        <w:rPr>
-          <w:rFonts w:hint="default" w:ascii="sans-serif" w:hAnsi="sans-serif" w:eastAsia="sans-serif" w:cs="sans-serif"/>
-        </w:rPr>
-      </w:pPr>
-      <w:r>
-        <w:rPr>
-          <w:rFonts w:hint="default" w:ascii="sans-serif" w:hAnsi="sans-serif" w:eastAsia="sans-serif" w:cs="sans-serif"/>
-        </w:rPr>
-        <w:t>[复合装甲]：生命上限 +50 (可升 50 级)。</w:t>
-      </w:r>
-    </w:p>
-    <w:p>
-      <w:pPr>
-        <w:pStyle w:val="6"/>
-        <w:keepNext w:val="0"/>
-        <w:keepLines w:val="0"/>
-        <w:widowControl/>
-        <w:suppressLineNumbers w:val="0"/>
-        <w:spacing w:before="0" w:beforeAutospacing="0" w:line="14" w:lineRule="atLeast"/>
+      </w:pPr>
+      <w:r>
+        <w:rPr>
+          <w:b/>
+          <w:bCs/>
+        </w:rPr>
+        <w:t>图标</w:t>
+      </w:r>
+      <w:r>
+        <w:t>：发光的蓝色闪电徽记。</w:t>
+      </w:r>
+    </w:p>
+    <w:p>
+      <w:pPr>
+        <w:pStyle w:val="7"/>
+        <w:keepNext w:val="0"/>
+        <w:keepLines w:val="0"/>
+        <w:widowControl/>
+        <w:suppressLineNumbers w:val="0"/>
         <w:ind w:left="1440"/>
-        <w:rPr>
-          <w:rFonts w:hint="default" w:ascii="sans-serif" w:hAnsi="sans-serif" w:eastAsia="sans-serif" w:cs="sans-serif"/>
-        </w:rPr>
-      </w:pPr>
-      <w:r>
-        <w:rPr>
-          <w:rFonts w:hint="default" w:ascii="sans-serif" w:hAnsi="sans-serif" w:eastAsia="sans-serif" w:cs="sans-serif"/>
-        </w:rPr>
-        <w:t>[护盾发生器]：护盾恢复速度 +5% (可升 20 级)。</w:t>
-      </w:r>
-    </w:p>
-    <w:p>
-      <w:pPr>
-        <w:pStyle w:val="6"/>
-        <w:keepNext w:val="0"/>
-        <w:keepLines w:val="0"/>
-        <w:widowControl/>
-        <w:suppressLineNumbers w:val="0"/>
-        <w:spacing w:before="0" w:beforeAutospacing="0" w:line="14" w:lineRule="atLeast"/>
-        <w:ind w:left="1440"/>
-        <w:rPr>
-          <w:rFonts w:hint="default" w:ascii="sans-serif" w:hAnsi="sans-serif" w:eastAsia="sans-serif" w:cs="sans-serif"/>
-        </w:rPr>
-      </w:pPr>
-      <w:r>
-        <w:rPr>
-          <w:rFonts w:hint="default" w:ascii="sans-serif" w:hAnsi="sans-serif" w:eastAsia="sans-serif" w:cs="sans-serif"/>
-        </w:rPr>
-        <w:t>[动能缓冲]：受到的碰撞伤害 -2% (可升 10 级)。</w:t>
-      </w:r>
-    </w:p>
-    <w:p>
-      <w:pPr>
-        <w:pStyle w:val="6"/>
+      </w:pPr>
+      <w:r>
+        <w:rPr>
+          <w:b/>
+          <w:bCs/>
+        </w:rPr>
+        <w:t>效果</w:t>
+      </w:r>
+      <w:r>
+        <w:t>：大招自然充能速度提升。</w:t>
+      </w:r>
+    </w:p>
+    <w:p>
+      <w:pPr>
+        <w:pStyle w:val="7"/>
+        <w:keepNext w:val="0"/>
+        <w:keepLines w:val="0"/>
+        <w:widowControl/>
+        <w:suppressLineNumbers w:val="0"/>
+      </w:pPr>
+      <w:r>
+        <w:rPr>
+          <w:b/>
+          <w:bCs/>
+        </w:rPr>
+        <w:t>第2层 (中圈 2个)</w:t>
+      </w:r>
+      <w:r>
+        <w:t xml:space="preserve"> </w:t>
+      </w:r>
+    </w:p>
+    <w:p>
+      <w:pPr>
+        <w:pStyle w:val="7"/>
+        <w:keepNext w:val="0"/>
+        <w:keepLines w:val="0"/>
+        <w:widowControl/>
+        <w:suppressLineNumbers w:val="0"/>
+      </w:pPr>
+      <w:r>
+        <w:rPr>
+          <w:rFonts w:hint="eastAsia"/>
+          <w:b/>
+          <w:bCs/>
+          <w:lang w:val="en-US" w:eastAsia="zh-CN"/>
+        </w:rPr>
+        <w:t>2.</w:t>
+      </w:r>
+      <w:r>
+        <w:rPr>
+          <w:b/>
+          <w:bCs/>
+        </w:rPr>
+        <w:t>击退增强</w:t>
+      </w:r>
+      <w:r>
+        <w:t xml:space="preserve"> [物理控制] * </w:t>
+      </w:r>
+      <w:r>
+        <w:rPr>
+          <w:b/>
+          <w:bCs/>
+        </w:rPr>
+        <w:t>图标</w:t>
+      </w:r>
+      <w:r>
+        <w:t>：</w:t>
+      </w:r>
+      <w:r>
+        <w:rPr>
+          <w:rFonts w:ascii="宋体" w:hAnsi="宋体" w:eastAsia="宋体" w:cs="宋体"/>
+          <w:sz w:val="24"/>
+          <w:szCs w:val="24"/>
+        </w:rPr>
+        <w:t>一个</w:t>
+      </w:r>
+      <w:r>
+        <w:rPr>
+          <w:rFonts w:ascii="宋体" w:hAnsi="宋体" w:eastAsia="宋体" w:cs="宋体"/>
+          <w:b/>
+          <w:bCs/>
+          <w:sz w:val="24"/>
+          <w:szCs w:val="24"/>
+        </w:rPr>
+        <w:t>极简的向右指的粗实心箭头，箭头的尖端紧紧顶着一个垂直的长方形方块（代表将目标向后推移）</w:t>
+      </w:r>
+      <w:r>
+        <w:t xml:space="preserve">  * </w:t>
+      </w:r>
+      <w:r>
+        <w:rPr>
+          <w:b/>
+          <w:bCs/>
+        </w:rPr>
+        <w:t>效果</w:t>
+      </w:r>
+      <w:r>
+        <w:t xml:space="preserve">：全武器击退距离提升。 </w:t>
+      </w:r>
+    </w:p>
+    <w:p>
+      <w:pPr>
+        <w:pStyle w:val="7"/>
+        <w:keepNext w:val="0"/>
+        <w:keepLines w:val="0"/>
+        <w:widowControl/>
+        <w:suppressLineNumbers w:val="0"/>
+      </w:pPr>
+      <w:r>
+        <w:rPr>
+          <w:rFonts w:hint="eastAsia"/>
+          <w:b/>
+          <w:bCs/>
+          <w:lang w:val="en-US" w:eastAsia="zh-CN"/>
+        </w:rPr>
+        <w:t>3.</w:t>
+      </w:r>
+      <w:r>
+        <w:rPr>
+          <w:b/>
+          <w:bCs/>
+        </w:rPr>
+        <w:t>杀戮回能</w:t>
+      </w:r>
+      <w:r>
+        <w:t xml:space="preserve"> [机制优化] * </w:t>
+      </w:r>
+      <w:r>
+        <w:rPr>
+          <w:b/>
+          <w:bCs/>
+        </w:rPr>
+        <w:t>图标</w:t>
+      </w:r>
+      <w:r>
+        <w:t xml:space="preserve">：沙漏。 * </w:t>
+      </w:r>
+      <w:r>
+        <w:rPr>
+          <w:b/>
+          <w:bCs/>
+        </w:rPr>
+        <w:t>效果</w:t>
+      </w:r>
+      <w:r>
+        <w:t>：击杀怪物减少大招冷却时间。</w:t>
+      </w:r>
+    </w:p>
+    <w:p>
+      <w:pPr>
+        <w:pStyle w:val="7"/>
+        <w:keepNext w:val="0"/>
+        <w:keepLines w:val="0"/>
+        <w:widowControl/>
+        <w:suppressLineNumbers w:val="0"/>
+      </w:pPr>
+      <w:r>
+        <w:rPr>
+          <w:rFonts w:hint="eastAsia"/>
+          <w:b/>
+          <w:bCs/>
+          <w:lang w:val="en-US" w:eastAsia="zh-CN"/>
+        </w:rPr>
+        <w:t>4.</w:t>
+      </w:r>
+      <w:r>
+        <w:rPr>
+          <w:b/>
+          <w:bCs/>
+        </w:rPr>
+        <w:t>战术延长</w:t>
+      </w:r>
+      <w:r>
+        <w:t xml:space="preserve"> </w:t>
+      </w:r>
+      <w:r>
+        <w:rPr>
+          <w:i/>
+          <w:iCs/>
+        </w:rPr>
+        <w:t>(下方分支)</w:t>
+      </w:r>
+      <w:r>
+        <w:t xml:space="preserve"> * </w:t>
+      </w:r>
+      <w:r>
+        <w:rPr>
+          <w:b/>
+          <w:bCs/>
+        </w:rPr>
+        <w:t>图标</w:t>
+      </w:r>
+      <w:r>
+        <w:t xml:space="preserve">：莫比乌斯环。 * </w:t>
+      </w:r>
+      <w:r>
+        <w:rPr>
+          <w:b/>
+          <w:bCs/>
+        </w:rPr>
+        <w:t>效果</w:t>
+      </w:r>
+      <w:r>
+        <w:t>：所有局内拾取增益（如磁铁、无敌、双倍伤害）的持续时间增加 20%（补充设计）。</w:t>
+      </w:r>
+    </w:p>
+    <w:p>
+      <w:pPr>
+        <w:pStyle w:val="7"/>
+        <w:keepNext w:val="0"/>
+        <w:keepLines w:val="0"/>
+        <w:widowControl/>
+        <w:suppressLineNumbers w:val="0"/>
+      </w:pPr>
+      <w:r>
+        <w:rPr>
+          <w:b/>
+          <w:bCs/>
+        </w:rPr>
+        <w:t xml:space="preserve">第3层 (外圈末端 </w:t>
+      </w:r>
+      <w:r>
+        <w:rPr>
+          <w:rFonts w:hint="eastAsia"/>
+          <w:b/>
+          <w:bCs/>
+          <w:lang w:val="en-US" w:eastAsia="zh-CN"/>
+        </w:rPr>
+        <w:t>2</w:t>
+      </w:r>
+      <w:r>
+        <w:rPr>
+          <w:b/>
+          <w:bCs/>
+        </w:rPr>
+        <w:t>个 - 终极技能)</w:t>
+      </w:r>
+      <w:r>
+        <w:t xml:space="preserve"> </w:t>
+      </w:r>
+    </w:p>
+    <w:p>
+      <w:pPr>
+        <w:pStyle w:val="7"/>
+        <w:keepNext w:val="0"/>
+        <w:keepLines w:val="0"/>
+        <w:widowControl/>
+        <w:suppressLineNumbers w:val="0"/>
+      </w:pPr>
+      <w:r>
+        <w:rPr>
+          <w:rFonts w:hint="eastAsia"/>
+          <w:b/>
+          <w:bCs/>
+          <w:lang w:val="en-US" w:eastAsia="zh-CN"/>
+        </w:rPr>
+        <w:t>5.</w:t>
+      </w:r>
+      <w:r>
+        <w:rPr>
+          <w:b/>
+          <w:bCs/>
+        </w:rPr>
+        <w:t>黑客密钥</w:t>
+      </w:r>
+      <w:r>
+        <w:t xml:space="preserve"> </w:t>
+      </w:r>
+      <w:r>
+        <w:rPr>
+          <w:i/>
+          <w:iCs/>
+        </w:rPr>
+        <w:t>(上方分支 - 原大节点)</w:t>
+      </w:r>
+      <w:r>
+        <w:t xml:space="preserve"> * </w:t>
+      </w:r>
+      <w:r>
+        <w:rPr>
+          <w:b/>
+          <w:bCs/>
+        </w:rPr>
+        <w:t>图标</w:t>
+      </w:r>
+      <w:r>
+        <w:t xml:space="preserve">：带有锁孔的芯片图标。 * </w:t>
+      </w:r>
+      <w:r>
+        <w:rPr>
+          <w:b/>
+          <w:bCs/>
+        </w:rPr>
+        <w:t>效果</w:t>
+      </w:r>
+      <w:r>
+        <w:t xml:space="preserve">：局内技能三选一免费刷新次数 +1。 </w:t>
+      </w:r>
+    </w:p>
+    <w:p>
+      <w:pPr>
+        <w:pStyle w:val="7"/>
+        <w:keepNext w:val="0"/>
+        <w:keepLines w:val="0"/>
+        <w:widowControl/>
+        <w:suppressLineNumbers w:val="0"/>
+      </w:pPr>
+      <w:r>
+        <w:rPr>
+          <w:rFonts w:hint="eastAsia"/>
+          <w:b/>
+          <w:bCs/>
+          <w:lang w:val="en-US" w:eastAsia="zh-CN"/>
+        </w:rPr>
+        <w:t>6.</w:t>
+      </w:r>
+      <w:r>
+        <w:rPr>
+          <w:b/>
+          <w:bCs/>
+        </w:rPr>
+        <w:t>启动冲击</w:t>
+      </w:r>
+      <w:r>
+        <w:t xml:space="preserve"> </w:t>
+      </w:r>
+      <w:r>
+        <w:rPr>
+          <w:i/>
+          <w:iCs/>
+        </w:rPr>
+        <w:t>(正右侧最远端 - 原大节点)</w:t>
+      </w:r>
+      <w:r>
+        <w:t xml:space="preserve"> * </w:t>
+      </w:r>
+      <w:r>
+        <w:rPr>
+          <w:b/>
+          <w:bCs/>
+        </w:rPr>
+        <w:t>图标</w:t>
+      </w:r>
+      <w:r>
+        <w:t xml:space="preserve">：向外扩散的震荡声波。 * </w:t>
+      </w:r>
+      <w:r>
+        <w:rPr>
+          <w:b/>
+          <w:bCs/>
+        </w:rPr>
+        <w:t>效果</w:t>
+      </w:r>
+      <w:r>
+        <w:t xml:space="preserve">：开启大招瞬间，震晕全屏敌人 1.5秒。 </w:t>
+      </w:r>
+    </w:p>
+    <w:p>
+      <w:pPr>
+        <w:pStyle w:val="7"/>
         <w:keepNext w:val="0"/>
         <w:keepLines w:val="0"/>
         <w:widowControl/>
@@ -908,495 +2706,11 @@
         <w:spacing w:before="0" w:beforeAutospacing="0" w:line="14" w:lineRule="atLeast"/>
         <w:ind w:left="720"/>
         <w:rPr>
-          <w:rFonts w:hint="default" w:ascii="sans-serif" w:hAnsi="sans-serif" w:eastAsia="sans-serif" w:cs="sans-serif"/>
-        </w:rPr>
-      </w:pPr>
-      <w:r>
-        <w:rPr>
-          <w:rFonts w:hint="default" w:ascii="sans-serif" w:hAnsi="sans-serif" w:eastAsia="sans-serif" w:cs="sans-serif"/>
-          <w:b/>
-          <w:bCs/>
-        </w:rPr>
-        <w:t>大节点 (里程碑)：</w:t>
-      </w:r>
-    </w:p>
-    <w:p>
-      <w:pPr>
-        <w:pStyle w:val="6"/>
-        <w:keepNext w:val="0"/>
-        <w:keepLines w:val="0"/>
-        <w:widowControl/>
-        <w:suppressLineNumbers w:val="0"/>
-        <w:spacing w:before="0" w:beforeAutospacing="0" w:line="14" w:lineRule="atLeast"/>
-        <w:ind w:left="1440"/>
-        <w:rPr>
-          <w:rFonts w:hint="default" w:ascii="sans-serif" w:hAnsi="sans-serif" w:eastAsia="sans-serif" w:cs="sans-serif"/>
-        </w:rPr>
-      </w:pPr>
-      <w:r>
-        <w:rPr>
-          <w:rFonts w:hint="default" w:ascii="sans-serif" w:hAnsi="sans-serif" w:eastAsia="sans-serif" w:cs="sans-serif"/>
-          <w:b/>
-          <w:bCs/>
-        </w:rPr>
-        <w:t>[备用系统]</w:t>
-      </w:r>
-      <w:r>
-        <w:rPr>
-          <w:rFonts w:hint="default" w:ascii="sans-serif" w:hAnsi="sans-serif" w:eastAsia="sans-serif" w:cs="sans-serif"/>
-        </w:rPr>
-        <w:t xml:space="preserve"> (中期解锁)：</w:t>
-      </w:r>
-      <w:r>
-        <w:rPr>
-          <w:rFonts w:hint="default" w:ascii="sans-serif" w:hAnsi="sans-serif" w:eastAsia="sans-serif" w:cs="sans-serif"/>
-          <w:b/>
-          <w:bCs/>
-        </w:rPr>
-        <w:t>每局游戏复活次数 +1</w:t>
-      </w:r>
-      <w:r>
-        <w:rPr>
-          <w:rFonts w:hint="default" w:ascii="sans-serif" w:hAnsi="sans-serif" w:eastAsia="sans-serif" w:cs="sans-serif"/>
-        </w:rPr>
-        <w:t>。</w:t>
-      </w:r>
-    </w:p>
-    <w:p>
-      <w:pPr>
-        <w:pStyle w:val="6"/>
-        <w:keepNext w:val="0"/>
-        <w:keepLines w:val="0"/>
-        <w:widowControl/>
-        <w:suppressLineNumbers w:val="0"/>
-        <w:spacing w:before="0" w:beforeAutospacing="0" w:line="14" w:lineRule="atLeast"/>
-        <w:ind w:left="1440"/>
-        <w:rPr>
-          <w:rFonts w:hint="default" w:ascii="sans-serif" w:hAnsi="sans-serif" w:eastAsia="sans-serif" w:cs="sans-serif"/>
-        </w:rPr>
-      </w:pPr>
-      <w:r>
-        <w:rPr>
-          <w:rFonts w:hint="default" w:ascii="sans-serif" w:hAnsi="sans-serif" w:eastAsia="sans-serif" w:cs="sans-serif"/>
-          <w:b/>
-          <w:bCs/>
-        </w:rPr>
-        <w:t>[纳米修复]</w:t>
-      </w:r>
-      <w:r>
-        <w:rPr>
-          <w:rFonts w:hint="default" w:ascii="sans-serif" w:hAnsi="sans-serif" w:eastAsia="sans-serif" w:cs="sans-serif"/>
-        </w:rPr>
-        <w:t xml:space="preserve"> (树梢末端)：开启大招瞬间，回复 20% 已损失生命值。</w:t>
-      </w:r>
-    </w:p>
-    <w:p>
-      <w:pPr>
-        <w:pStyle w:val="4"/>
-        <w:keepNext w:val="0"/>
-        <w:keepLines w:val="0"/>
-        <w:widowControl/>
-        <w:suppressLineNumbers w:val="0"/>
-        <w:spacing w:before="0" w:beforeAutospacing="0" w:line="14" w:lineRule="atLeast"/>
-        <w:rPr>
-          <w:rFonts w:hint="default" w:ascii="sans-serif" w:hAnsi="sans-serif" w:eastAsia="sans-serif" w:cs="sans-serif"/>
-        </w:rPr>
-      </w:pPr>
-      <w:r>
-        <w:rPr>
-          <w:rFonts w:hint="default" w:ascii="sans-serif" w:hAnsi="sans-serif" w:eastAsia="sans-serif" w:cs="sans-serif"/>
-        </w:rPr>
-        <w:t>3.3 🟡 左行电路：资源循环 (Resources) - 黄色系</w:t>
-      </w:r>
-    </w:p>
-    <w:p>
-      <w:pPr>
-        <w:pStyle w:val="6"/>
-        <w:keepNext w:val="0"/>
-        <w:keepLines w:val="0"/>
-        <w:widowControl/>
-        <w:suppressLineNumbers w:val="0"/>
-        <w:spacing w:before="0" w:beforeAutospacing="0" w:line="14" w:lineRule="atLeast"/>
-        <w:ind w:left="720"/>
-        <w:rPr>
-          <w:rFonts w:hint="default" w:ascii="sans-serif" w:hAnsi="sans-serif" w:eastAsia="sans-serif" w:cs="sans-serif"/>
-        </w:rPr>
-      </w:pPr>
-      <w:r>
-        <w:rPr>
-          <w:rFonts w:hint="default" w:ascii="sans-serif" w:hAnsi="sans-serif" w:eastAsia="sans-serif" w:cs="sans-serif"/>
-          <w:b/>
-          <w:bCs/>
-        </w:rPr>
-        <w:t>定位：</w:t>
-      </w:r>
-      <w:r>
-        <w:rPr>
-          <w:rFonts w:hint="default" w:ascii="sans-serif" w:hAnsi="sans-serif" w:eastAsia="sans-serif" w:cs="sans-serif"/>
-        </w:rPr>
-        <w:t xml:space="preserve"> 投资回报，挂机收益。</w:t>
-      </w:r>
-    </w:p>
-    <w:p>
-      <w:pPr>
-        <w:pStyle w:val="6"/>
-        <w:keepNext w:val="0"/>
-        <w:keepLines w:val="0"/>
-        <w:widowControl/>
-        <w:suppressLineNumbers w:val="0"/>
-        <w:spacing w:before="0" w:beforeAutospacing="0" w:line="14" w:lineRule="atLeast"/>
-        <w:ind w:left="720"/>
-        <w:rPr>
-          <w:rFonts w:hint="default" w:ascii="sans-serif" w:hAnsi="sans-serif" w:eastAsia="sans-serif" w:cs="sans-serif"/>
-        </w:rPr>
-      </w:pPr>
-      <w:r>
-        <w:rPr>
-          <w:rFonts w:hint="default" w:ascii="sans-serif" w:hAnsi="sans-serif" w:eastAsia="sans-serif" w:cs="sans-serif"/>
-          <w:b/>
-          <w:bCs/>
-        </w:rPr>
-        <w:t>小节点 (填充)：</w:t>
-      </w:r>
-    </w:p>
-    <w:p>
-      <w:pPr>
-        <w:pStyle w:val="6"/>
-        <w:keepNext w:val="0"/>
-        <w:keepLines w:val="0"/>
-        <w:widowControl/>
-        <w:suppressLineNumbers w:val="0"/>
-        <w:spacing w:before="0" w:beforeAutospacing="0" w:line="14" w:lineRule="atLeast"/>
-        <w:ind w:left="1440"/>
-        <w:rPr>
-          <w:rFonts w:hint="default" w:ascii="sans-serif" w:hAnsi="sans-serif" w:eastAsia="sans-serif" w:cs="sans-serif"/>
-        </w:rPr>
-      </w:pPr>
-      <w:r>
-        <w:rPr>
-          <w:rFonts w:hint="default" w:ascii="sans-serif" w:hAnsi="sans-serif" w:eastAsia="sans-serif" w:cs="sans-serif"/>
-        </w:rPr>
-        <w:t>[幸运协议]：战斗金币掉落 +2% (可升 20 级)。</w:t>
-      </w:r>
-    </w:p>
-    <w:p>
-      <w:pPr>
-        <w:pStyle w:val="6"/>
-        <w:keepNext w:val="0"/>
-        <w:keepLines w:val="0"/>
-        <w:widowControl/>
-        <w:suppressLineNumbers w:val="0"/>
-        <w:spacing w:before="0" w:beforeAutospacing="0" w:line="14" w:lineRule="atLeast"/>
-        <w:ind w:left="1440"/>
-        <w:rPr>
-          <w:rFonts w:hint="default" w:ascii="sans-serif" w:hAnsi="sans-serif" w:eastAsia="sans-serif" w:cs="sans-serif"/>
-        </w:rPr>
-      </w:pPr>
-      <w:r>
-        <w:rPr>
-          <w:rFonts w:hint="default" w:ascii="sans-serif" w:hAnsi="sans-serif" w:eastAsia="sans-serif" w:cs="sans-serif"/>
-        </w:rPr>
-        <w:t>[离线算力]：离线金币收益 +5% (可升 20 级)。</w:t>
-      </w:r>
-    </w:p>
-    <w:p>
-      <w:pPr>
-        <w:pStyle w:val="6"/>
-        <w:keepNext w:val="0"/>
-        <w:keepLines w:val="0"/>
-        <w:widowControl/>
-        <w:suppressLineNumbers w:val="0"/>
-        <w:spacing w:before="0" w:beforeAutospacing="0" w:line="14" w:lineRule="atLeast"/>
-        <w:ind w:left="1440"/>
-        <w:rPr>
-          <w:rFonts w:hint="default" w:ascii="sans-serif" w:hAnsi="sans-serif" w:eastAsia="sans-serif" w:cs="sans-serif"/>
-        </w:rPr>
-      </w:pPr>
-      <w:r>
-        <w:rPr>
-          <w:rFonts w:hint="default" w:ascii="sans-serif" w:hAnsi="sans-serif" w:eastAsia="sans-serif" w:cs="sans-serif"/>
-        </w:rPr>
-        <w:t>[商会声望]：每日免费刷新商店次数 +1。</w:t>
-      </w:r>
-    </w:p>
-    <w:p>
-      <w:pPr>
-        <w:pStyle w:val="6"/>
-        <w:keepNext w:val="0"/>
-        <w:keepLines w:val="0"/>
-        <w:widowControl/>
-        <w:suppressLineNumbers w:val="0"/>
-        <w:spacing w:before="0" w:beforeAutospacing="0" w:line="14" w:lineRule="atLeast"/>
-        <w:ind w:left="720"/>
-        <w:rPr>
-          <w:rFonts w:hint="default" w:ascii="sans-serif" w:hAnsi="sans-serif" w:eastAsia="sans-serif" w:cs="sans-serif"/>
-        </w:rPr>
-      </w:pPr>
-      <w:r>
-        <w:rPr>
-          <w:rFonts w:hint="default" w:ascii="sans-serif" w:hAnsi="sans-serif" w:eastAsia="sans-serif" w:cs="sans-serif"/>
-          <w:b/>
-          <w:bCs/>
-        </w:rPr>
-        <w:t>大节点 (里程碑)：</w:t>
-      </w:r>
-    </w:p>
-    <w:p>
-      <w:pPr>
-        <w:pStyle w:val="6"/>
-        <w:keepNext w:val="0"/>
-        <w:keepLines w:val="0"/>
-        <w:widowControl/>
-        <w:suppressLineNumbers w:val="0"/>
-        <w:spacing w:before="0" w:beforeAutospacing="0" w:line="14" w:lineRule="atLeast"/>
-        <w:ind w:left="1440"/>
-        <w:rPr>
-          <w:rFonts w:hint="default" w:ascii="sans-serif" w:hAnsi="sans-serif" w:eastAsia="sans-serif" w:cs="sans-serif"/>
-        </w:rPr>
-      </w:pPr>
-      <w:r>
-        <w:rPr>
-          <w:rFonts w:hint="default" w:ascii="sans-serif" w:hAnsi="sans-serif" w:eastAsia="sans-serif" w:cs="sans-serif"/>
-          <w:b/>
-          <w:bCs/>
-        </w:rPr>
-        <w:t>[初始启动资金]</w:t>
-      </w:r>
-      <w:r>
-        <w:rPr>
-          <w:rFonts w:hint="default" w:ascii="sans-serif" w:hAnsi="sans-serif" w:eastAsia="sans-serif" w:cs="sans-serif"/>
-        </w:rPr>
-        <w:t>：每局开场携带 100 金币（用于局内直接买首个升级，如果有局内商店的话，或者改为“开局技能等级+1”）。</w:t>
-      </w:r>
-      <w:r>
-        <w:rPr>
-          <w:rFonts w:hint="default" w:ascii="sans-serif" w:hAnsi="sans-serif" w:eastAsia="sans-serif" w:cs="sans-serif"/>
-          <w:b/>
-          <w:bCs/>
-        </w:rPr>
-        <w:t>【建议改为：开局金币掉落倍率在第1波翻倍】</w:t>
-      </w:r>
-    </w:p>
-    <w:p>
-      <w:pPr>
-        <w:pStyle w:val="4"/>
-        <w:keepNext w:val="0"/>
-        <w:keepLines w:val="0"/>
-        <w:widowControl/>
-        <w:suppressLineNumbers w:val="0"/>
-        <w:spacing w:before="0" w:beforeAutospacing="0" w:line="14" w:lineRule="atLeast"/>
-        <w:rPr>
-          <w:rFonts w:hint="default" w:ascii="sans-serif" w:hAnsi="sans-serif" w:eastAsia="sans-serif" w:cs="sans-serif"/>
-        </w:rPr>
-      </w:pPr>
-      <w:r>
-        <w:rPr>
-          <w:rFonts w:hint="default" w:ascii="sans-serif" w:hAnsi="sans-serif" w:eastAsia="sans-serif" w:cs="sans-serif"/>
-        </w:rPr>
-        <w:t>3.4 🔵 右行电路：战术辅助 (Tactics) - 蓝色系</w:t>
-      </w:r>
-    </w:p>
-    <w:p>
-      <w:pPr>
-        <w:pStyle w:val="6"/>
-        <w:keepNext w:val="0"/>
-        <w:keepLines w:val="0"/>
-        <w:widowControl/>
-        <w:suppressLineNumbers w:val="0"/>
-        <w:spacing w:before="0" w:beforeAutospacing="0" w:line="14" w:lineRule="atLeast"/>
-        <w:ind w:left="720"/>
-        <w:rPr>
-          <w:rFonts w:hint="default" w:ascii="sans-serif" w:hAnsi="sans-serif" w:eastAsia="sans-serif" w:cs="sans-serif"/>
-        </w:rPr>
-      </w:pPr>
-      <w:r>
-        <w:rPr>
-          <w:rFonts w:hint="default" w:ascii="sans-serif" w:hAnsi="sans-serif" w:eastAsia="sans-serif" w:cs="sans-serif"/>
-          <w:b/>
-          <w:bCs/>
-        </w:rPr>
-        <w:t>定位：</w:t>
-      </w:r>
-      <w:r>
-        <w:rPr>
-          <w:rFonts w:hint="default" w:ascii="sans-serif" w:hAnsi="sans-serif" w:eastAsia="sans-serif" w:cs="sans-serif"/>
-        </w:rPr>
-        <w:t xml:space="preserve"> 优化手感，Rogue 体验修正。</w:t>
-      </w:r>
-    </w:p>
-    <w:p>
-      <w:pPr>
-        <w:pStyle w:val="6"/>
-        <w:keepNext w:val="0"/>
-        <w:keepLines w:val="0"/>
-        <w:widowControl/>
-        <w:suppressLineNumbers w:val="0"/>
-        <w:spacing w:before="0" w:beforeAutospacing="0" w:line="14" w:lineRule="atLeast"/>
-        <w:ind w:left="720"/>
-        <w:rPr>
-          <w:rFonts w:hint="default" w:ascii="sans-serif" w:hAnsi="sans-serif" w:eastAsia="sans-serif" w:cs="sans-serif"/>
-        </w:rPr>
-      </w:pPr>
-      <w:r>
-        <w:rPr>
-          <w:rFonts w:hint="default" w:ascii="sans-serif" w:hAnsi="sans-serif" w:eastAsia="sans-serif" w:cs="sans-serif"/>
-          <w:b/>
-          <w:bCs/>
-        </w:rPr>
-        <w:t>小节点 (填充)：</w:t>
-      </w:r>
-    </w:p>
-    <w:p>
-      <w:pPr>
-        <w:pStyle w:val="6"/>
-        <w:keepNext w:val="0"/>
-        <w:keepLines w:val="0"/>
-        <w:widowControl/>
-        <w:suppressLineNumbers w:val="0"/>
-        <w:spacing w:before="0" w:beforeAutospacing="0" w:line="14" w:lineRule="atLeast"/>
-        <w:ind w:left="1440"/>
-        <w:rPr>
-          <w:rFonts w:hint="default" w:ascii="sans-serif" w:hAnsi="sans-serif" w:eastAsia="sans-serif" w:cs="sans-serif"/>
-        </w:rPr>
-      </w:pPr>
-      <w:r>
-        <w:rPr>
-          <w:rFonts w:hint="default" w:ascii="sans-serif" w:hAnsi="sans-serif" w:eastAsia="sans-serif" w:cs="sans-serif"/>
-        </w:rPr>
-        <w:t>[快速充能]：大招自然充能速度 +2% (可升 20 级)。</w:t>
-      </w:r>
-    </w:p>
-    <w:p>
-      <w:pPr>
-        <w:pStyle w:val="6"/>
-        <w:keepNext w:val="0"/>
-        <w:keepLines w:val="0"/>
-        <w:widowControl/>
-        <w:suppressLineNumbers w:val="0"/>
-        <w:spacing w:before="0" w:beforeAutospacing="0" w:line="14" w:lineRule="atLeast"/>
-        <w:ind w:left="1440"/>
-        <w:rPr>
-          <w:rFonts w:hint="default" w:ascii="sans-serif" w:hAnsi="sans-serif" w:eastAsia="sans-serif" w:cs="sans-serif"/>
-        </w:rPr>
-      </w:pPr>
-      <w:r>
-        <w:rPr>
-          <w:rFonts w:hint="default" w:ascii="sans-serif" w:hAnsi="sans-serif" w:eastAsia="sans-serif" w:cs="sans-serif"/>
-        </w:rPr>
-        <w:t>[击退增强]：全武器击退距离 +5% (可升 10 级)。</w:t>
-      </w:r>
-    </w:p>
-    <w:p>
-      <w:pPr>
-        <w:pStyle w:val="6"/>
-        <w:keepNext w:val="0"/>
-        <w:keepLines w:val="0"/>
-        <w:widowControl/>
-        <w:suppressLineNumbers w:val="0"/>
-        <w:spacing w:before="0" w:beforeAutospacing="0" w:line="14" w:lineRule="atLeast"/>
-        <w:ind w:left="1440"/>
-        <w:rPr>
-          <w:rFonts w:hint="default" w:ascii="sans-serif" w:hAnsi="sans-serif" w:eastAsia="sans-serif" w:cs="sans-serif"/>
-        </w:rPr>
-      </w:pPr>
-      <w:r>
-        <w:rPr>
-          <w:rFonts w:hint="default" w:ascii="sans-serif" w:hAnsi="sans-serif" w:eastAsia="sans-serif" w:cs="sans-serif"/>
-        </w:rPr>
-        <w:t>[杀戮回能]：击杀怪物减少大招冷却时间 +0.05秒 (可升 10 级)。</w:t>
-      </w:r>
-    </w:p>
-    <w:p>
-      <w:pPr>
-        <w:pStyle w:val="6"/>
-        <w:keepNext w:val="0"/>
-        <w:keepLines w:val="0"/>
-        <w:widowControl/>
-        <w:suppressLineNumbers w:val="0"/>
-        <w:spacing w:before="0" w:beforeAutospacing="0" w:line="14" w:lineRule="atLeast"/>
-        <w:ind w:left="720"/>
-        <w:rPr>
-          <w:rFonts w:hint="default" w:ascii="sans-serif" w:hAnsi="sans-serif" w:eastAsia="sans-serif" w:cs="sans-serif"/>
-        </w:rPr>
-      </w:pPr>
-      <w:r>
-        <w:rPr>
-          <w:rFonts w:hint="default" w:ascii="sans-serif" w:hAnsi="sans-serif" w:eastAsia="sans-serif" w:cs="sans-serif"/>
-          <w:b/>
-          <w:bCs/>
-        </w:rPr>
-        <w:t>大节点 (里程碑)：</w:t>
-      </w:r>
-    </w:p>
-    <w:p>
-      <w:pPr>
-        <w:pStyle w:val="6"/>
-        <w:keepNext w:val="0"/>
-        <w:keepLines w:val="0"/>
-        <w:widowControl/>
-        <w:suppressLineNumbers w:val="0"/>
-        <w:spacing w:before="0" w:beforeAutospacing="0" w:line="14" w:lineRule="atLeast"/>
-        <w:ind w:left="1440"/>
-        <w:rPr>
-          <w:rFonts w:hint="default" w:ascii="sans-serif" w:hAnsi="sans-serif" w:eastAsia="sans-serif" w:cs="sans-serif"/>
-        </w:rPr>
-      </w:pPr>
-      <w:r>
-        <w:rPr>
-          <w:rFonts w:hint="default" w:ascii="sans-serif" w:hAnsi="sans-serif" w:eastAsia="sans-serif" w:cs="sans-serif"/>
-          <w:b/>
-          <w:bCs/>
-        </w:rPr>
-        <w:t>[黑客密钥]</w:t>
-      </w:r>
-      <w:r>
-        <w:rPr>
-          <w:rFonts w:hint="default" w:ascii="sans-serif" w:hAnsi="sans-serif" w:eastAsia="sans-serif" w:cs="sans-serif"/>
-        </w:rPr>
-        <w:t xml:space="preserve">：局内技能三选一 </w:t>
-      </w:r>
-      <w:r>
-        <w:rPr>
-          <w:rFonts w:hint="default" w:ascii="sans-serif" w:hAnsi="sans-serif" w:eastAsia="sans-serif" w:cs="sans-serif"/>
-          <w:b/>
-          <w:bCs/>
-        </w:rPr>
-        <w:t>免费刷新次数 +1</w:t>
-      </w:r>
-      <w:r>
-        <w:rPr>
-          <w:rFonts w:hint="default" w:ascii="sans-serif" w:hAnsi="sans-serif" w:eastAsia="sans-serif" w:cs="sans-serif"/>
-        </w:rPr>
-        <w:t>。</w:t>
-      </w:r>
-    </w:p>
-    <w:p>
-      <w:pPr>
-        <w:pStyle w:val="6"/>
-        <w:keepNext w:val="0"/>
-        <w:keepLines w:val="0"/>
-        <w:widowControl/>
-        <w:suppressLineNumbers w:val="0"/>
-        <w:spacing w:before="0" w:beforeAutospacing="0" w:line="14" w:lineRule="atLeast"/>
-        <w:ind w:left="1440"/>
-        <w:rPr>
-          <w:rFonts w:hint="default" w:ascii="sans-serif" w:hAnsi="sans-serif" w:eastAsia="sans-serif" w:cs="sans-serif"/>
-        </w:rPr>
-      </w:pPr>
-      <w:r>
-        <w:rPr>
-          <w:rFonts w:hint="default" w:ascii="sans-serif" w:hAnsi="sans-serif" w:eastAsia="sans-serif" w:cs="sans-serif"/>
-          <w:b/>
-          <w:bCs/>
-        </w:rPr>
-        <w:t>[启动冲击]</w:t>
-      </w:r>
-      <w:r>
-        <w:rPr>
-          <w:rFonts w:hint="default" w:ascii="sans-serif" w:hAnsi="sans-serif" w:eastAsia="sans-serif" w:cs="sans-serif"/>
-        </w:rPr>
-        <w:t>：开启大招瞬间，震晕全屏敌人 1.5秒。</w:t>
-      </w:r>
+          <w:rFonts w:ascii="宋体" w:hAnsi="宋体" w:eastAsia="宋体" w:cs="宋体"/>
+          <w:sz w:val="24"/>
+          <w:szCs w:val="24"/>
+        </w:rPr>
+      </w:pPr>
     </w:p>
     <w:p>
       <w:pPr>
@@ -1466,7 +2780,7 @@
     </w:p>
     <w:p>
       <w:pPr>
-        <w:pStyle w:val="6"/>
+        <w:pStyle w:val="7"/>
         <w:keepNext w:val="0"/>
         <w:keepLines w:val="0"/>
         <w:widowControl/>
@@ -1542,7 +2856,7 @@
     </w:p>
     <w:p>
       <w:pPr>
-        <w:pStyle w:val="6"/>
+        <w:pStyle w:val="7"/>
         <w:keepNext w:val="0"/>
         <w:keepLines w:val="0"/>
         <w:widowControl/>
@@ -1570,7 +2884,7 @@
     </w:p>
     <w:p>
       <w:pPr>
-        <w:pStyle w:val="6"/>
+        <w:pStyle w:val="7"/>
         <w:keepNext w:val="0"/>
         <w:keepLines w:val="0"/>
         <w:widowControl/>
@@ -1598,7 +2912,7 @@
     </w:p>
     <w:p>
       <w:pPr>
-        <w:pStyle w:val="6"/>
+        <w:pStyle w:val="7"/>
         <w:keepNext w:val="0"/>
         <w:keepLines w:val="0"/>
         <w:widowControl/>
@@ -1620,7 +2934,7 @@
     </w:p>
     <w:p>
       <w:pPr>
-        <w:pStyle w:val="6"/>
+        <w:pStyle w:val="7"/>
         <w:keepNext w:val="0"/>
         <w:keepLines w:val="0"/>
         <w:widowControl/>
@@ -1640,7 +2954,7 @@
     </w:p>
     <w:p>
       <w:pPr>
-        <w:pStyle w:val="6"/>
+        <w:pStyle w:val="7"/>
         <w:keepNext w:val="0"/>
         <w:keepLines w:val="0"/>
         <w:widowControl/>
@@ -1660,7 +2974,7 @@
     </w:p>
     <w:p>
       <w:pPr>
-        <w:pStyle w:val="6"/>
+        <w:pStyle w:val="7"/>
         <w:keepNext w:val="0"/>
         <w:keepLines w:val="0"/>
         <w:widowControl/>
@@ -1695,67 +3009,516 @@
           <w:rFonts w:hint="default" w:ascii="sans-serif" w:hAnsi="sans-serif" w:eastAsia="sans-serif" w:cs="sans-serif"/>
         </w:rPr>
         <w:t>4.2 解锁条件 (Gating)</w:t>
+      </w:r>
+    </w:p>
+    <w:p>
+      <w:pPr>
+        <w:pStyle w:val="7"/>
+        <w:keepNext w:val="0"/>
+        <w:keepLines w:val="0"/>
+        <w:widowControl/>
+        <w:suppressLineNumbers w:val="0"/>
+        <w:spacing w:before="0" w:beforeAutospacing="0" w:line="14" w:lineRule="atLeast"/>
+        <w:ind w:left="720"/>
+        <w:rPr>
+          <w:rFonts w:hint="default" w:ascii="sans-serif" w:hAnsi="sans-serif" w:eastAsia="sans-serif" w:cs="sans-serif"/>
+        </w:rPr>
+      </w:pPr>
+      <w:r>
+        <w:rPr>
+          <w:rFonts w:hint="default" w:ascii="sans-serif" w:hAnsi="sans-serif" w:eastAsia="sans-serif" w:cs="sans-serif"/>
+          <w:b/>
+          <w:bCs/>
+        </w:rPr>
+        <w:t>连线解锁：</w:t>
+      </w:r>
+      <w:r>
+        <w:rPr>
+          <w:rFonts w:hint="default" w:ascii="sans-serif" w:hAnsi="sans-serif" w:eastAsia="sans-serif" w:cs="sans-serif"/>
+        </w:rPr>
+        <w:t xml:space="preserve"> 必须点亮前置节点至少 Lv1，才能解锁后置节点。</w:t>
+      </w:r>
+    </w:p>
+    <w:p>
+      <w:pPr>
+        <w:pStyle w:val="7"/>
+        <w:keepNext w:val="0"/>
+        <w:keepLines w:val="0"/>
+        <w:widowControl/>
+        <w:suppressLineNumbers w:val="0"/>
+        <w:spacing w:before="0" w:beforeAutospacing="0" w:line="14" w:lineRule="atLeast"/>
+        <w:ind w:left="720"/>
+        <w:rPr>
+          <w:rFonts w:hint="default" w:ascii="sans-serif" w:hAnsi="sans-serif" w:eastAsia="sans-serif" w:cs="sans-serif"/>
+        </w:rPr>
+      </w:pPr>
+      <w:r>
+        <w:rPr>
+          <w:rFonts w:hint="default" w:ascii="sans-serif" w:hAnsi="sans-serif" w:eastAsia="sans-serif" w:cs="sans-serif"/>
+          <w:b/>
+          <w:bCs/>
+        </w:rPr>
+        <w:t>章节门槛 (可选)：</w:t>
+      </w:r>
+      <w:r>
+        <w:rPr>
+          <w:rFonts w:hint="default" w:ascii="sans-serif" w:hAnsi="sans-serif" w:eastAsia="sans-serif" w:cs="sans-serif"/>
+        </w:rPr>
+        <w:t xml:space="preserve"> “分支 C 只有通关第二章后才能解锁”。(建议暂不加，降低复杂度)。</w:t>
+      </w:r>
+    </w:p>
+    <w:p/>
+    <w:p>
+      <w:pPr>
+        <w:pStyle w:val="3"/>
+        <w:keepNext w:val="0"/>
+        <w:keepLines w:val="0"/>
+        <w:widowControl/>
+        <w:suppressLineNumbers w:val="0"/>
+      </w:pPr>
+    </w:p>
+    <w:p>
+      <w:pPr>
+        <w:pStyle w:val="3"/>
+        <w:keepNext w:val="0"/>
+        <w:keepLines w:val="0"/>
+        <w:widowControl/>
+        <w:suppressLineNumbers w:val="0"/>
+      </w:pPr>
+      <w:r>
+        <w:t>前置关系设计思路</w:t>
+      </w:r>
+    </w:p>
+    <w:p>
+      <w:pPr>
+        <w:pStyle w:val="7"/>
+        <w:keepNext w:val="0"/>
+        <w:keepLines w:val="0"/>
+        <w:widowControl/>
+        <w:suppressLineNumbers w:val="0"/>
+        <w:spacing w:before="0" w:beforeAutospacing="1" w:after="0" w:afterAutospacing="1"/>
+        <w:ind w:left="0" w:right="0"/>
+      </w:pPr>
+      <w:r>
+        <w:rPr>
+          <w:rStyle w:val="10"/>
+        </w:rPr>
+        <w:t>解锁时机：</w:t>
+      </w:r>
+      <w:r>
+        <w:t xml:space="preserve"> 通关第1章普通模式后，科技树面板解锁。初始状态下4条分支的</w:t>
+      </w:r>
+      <w:r>
+        <w:rPr>
+          <w:rStyle w:val="10"/>
+        </w:rPr>
+        <w:t>第1层节点</w:t>
+      </w:r>
+      <w:r>
+        <w:t>（高压电容I、复合装甲I、幸运协议I、快速充能）均无前置，直接可升级，玩家自由选择加点方向。</w:t>
+      </w:r>
+    </w:p>
+    <w:p>
+      <w:pPr>
+        <w:pStyle w:val="7"/>
+        <w:keepNext w:val="0"/>
+        <w:keepLines w:val="0"/>
+        <w:widowControl/>
+        <w:suppressLineNumbers w:val="0"/>
+        <w:spacing w:before="0" w:beforeAutospacing="1" w:after="0" w:afterAutospacing="1"/>
+        <w:ind w:left="0" w:right="0"/>
+        <w:rPr>
+          <w:shd w:val="clear" w:color="auto" w:fill="auto"/>
+        </w:rPr>
+      </w:pPr>
+      <w:r>
+        <w:rPr>
+          <w:rStyle w:val="10"/>
+          <w:shd w:val="clear" w:color="auto" w:fill="auto"/>
+        </w:rPr>
+        <w:t>前置逻辑：</w:t>
+      </w:r>
+      <w:r>
+        <w:rPr>
+          <w:shd w:val="clear" w:color="auto" w:fill="auto"/>
+        </w:rPr>
+        <w:t xml:space="preserve"> 内圈→中圈→外圈，每层需要对应的上一层节点 ≥ Lv1 才能解锁：</w:t>
+      </w:r>
+    </w:p>
+    <w:p>
+      <w:pPr>
+        <w:pStyle w:val="7"/>
+        <w:keepNext w:val="0"/>
+        <w:keepLines w:val="0"/>
+        <w:widowControl/>
+        <w:suppressLineNumbers w:val="0"/>
+        <w:spacing w:before="0" w:beforeAutospacing="1" w:after="0" w:afterAutospacing="1"/>
+        <w:ind w:left="0" w:right="0"/>
+        <w:rPr>
+          <w:rStyle w:val="10"/>
+          <w:rFonts w:hint="default" w:ascii="Times New Roman" w:hAnsi="Times New Roman" w:eastAsia="宋体" w:cs="Times New Roman"/>
+        </w:rPr>
+      </w:pPr>
+      <w:r>
+        <w:rPr>
+          <w:rStyle w:val="10"/>
+          <w:rFonts w:hint="default" w:ascii="Times New Roman" w:hAnsi="Times New Roman" w:eastAsia="宋体" w:cs="Times New Roman"/>
+        </w:rPr>
+        <w:t xml:space="preserve">Firepower:  高压电容I(无前置) → 弱点解析、高压电容II、透镜校准  </w:t>
+      </w:r>
+    </w:p>
+    <w:p>
+      <w:pPr>
+        <w:pStyle w:val="7"/>
+        <w:keepNext w:val="0"/>
+        <w:keepLines w:val="0"/>
+        <w:widowControl/>
+        <w:suppressLineNumbers w:val="0"/>
+        <w:spacing w:before="0" w:beforeAutospacing="1" w:after="0" w:afterAutospacing="1"/>
+        <w:ind w:left="0" w:right="0"/>
+        <w:rPr>
+          <w:rStyle w:val="10"/>
+          <w:rFonts w:hint="default" w:ascii="Times New Roman" w:hAnsi="Times New Roman" w:eastAsia="宋体" w:cs="Times New Roman"/>
+        </w:rPr>
+      </w:pPr>
+      <w:r>
+        <w:rPr>
+          <w:rStyle w:val="10"/>
+          <w:rFonts w:hint="default" w:ascii="Times New Roman" w:hAnsi="Times New Roman" w:eastAsia="宋体" w:cs="Times New Roman"/>
+        </w:rPr>
+        <w:t xml:space="preserve">弱点解析 → 过载射击  </w:t>
+      </w:r>
+    </w:p>
+    <w:p>
+      <w:pPr>
+        <w:pStyle w:val="7"/>
+        <w:keepNext w:val="0"/>
+        <w:keepLines w:val="0"/>
+        <w:widowControl/>
+        <w:suppressLineNumbers w:val="0"/>
+        <w:spacing w:before="0" w:beforeAutospacing="1" w:after="0" w:afterAutospacing="1"/>
+        <w:ind w:left="0" w:right="0"/>
+        <w:rPr>
+          <w:rStyle w:val="10"/>
+          <w:rFonts w:hint="default" w:ascii="Times New Roman" w:hAnsi="Times New Roman" w:eastAsia="宋体" w:cs="Times New Roman"/>
+        </w:rPr>
+      </w:pPr>
+      <w:r>
+        <w:rPr>
+          <w:rStyle w:val="10"/>
+          <w:rFonts w:hint="default" w:ascii="Times New Roman" w:hAnsi="Times New Roman" w:eastAsia="宋体" w:cs="Times New Roman"/>
+        </w:rPr>
+        <w:t xml:space="preserve">高压电容II → 终极超载    </w:t>
+      </w:r>
+    </w:p>
+    <w:p>
+      <w:pPr>
+        <w:pStyle w:val="7"/>
+        <w:keepNext w:val="0"/>
+        <w:keepLines w:val="0"/>
+        <w:widowControl/>
+        <w:suppressLineNumbers w:val="0"/>
+        <w:spacing w:before="0" w:beforeAutospacing="1" w:after="0" w:afterAutospacing="1"/>
+        <w:ind w:left="0" w:right="0"/>
+        <w:rPr>
+          <w:rStyle w:val="10"/>
+          <w:rFonts w:hint="default" w:ascii="Times New Roman" w:hAnsi="Times New Roman" w:eastAsia="宋体" w:cs="Times New Roman"/>
+        </w:rPr>
+      </w:pPr>
+      <w:r>
+        <w:rPr>
+          <w:rStyle w:val="10"/>
+          <w:rFonts w:hint="default" w:ascii="Times New Roman" w:hAnsi="Times New Roman" w:eastAsia="宋体" w:cs="Times New Roman"/>
+        </w:rPr>
+        <w:t>透镜校准 → 高能穿透</w:t>
+      </w:r>
+    </w:p>
+    <w:p>
+      <w:pPr>
+        <w:pStyle w:val="7"/>
+        <w:keepNext w:val="0"/>
+        <w:keepLines w:val="0"/>
+        <w:widowControl/>
+        <w:suppressLineNumbers w:val="0"/>
+        <w:spacing w:before="0" w:beforeAutospacing="1" w:after="0" w:afterAutospacing="1"/>
+        <w:ind w:left="0" w:right="0"/>
+        <w:rPr>
+          <w:rStyle w:val="10"/>
+          <w:rFonts w:hint="default" w:ascii="Times New Roman" w:hAnsi="Times New Roman" w:eastAsia="宋体" w:cs="Times New Roman"/>
+        </w:rPr>
+      </w:pPr>
+      <w:r>
+        <w:rPr>
+          <w:rStyle w:val="10"/>
+          <w:rFonts w:hint="default" w:ascii="Times New Roman" w:hAnsi="Times New Roman" w:eastAsia="宋体" w:cs="Times New Roman"/>
+        </w:rPr>
+        <w:t xml:space="preserve">Survival:  复合装甲I(无前置) → 护盾发生器、复合装甲II、动能缓冲  </w:t>
+      </w:r>
+    </w:p>
+    <w:p>
+      <w:pPr>
+        <w:pStyle w:val="7"/>
+        <w:keepNext w:val="0"/>
+        <w:keepLines w:val="0"/>
+        <w:widowControl/>
+        <w:suppressLineNumbers w:val="0"/>
+        <w:spacing w:before="0" w:beforeAutospacing="1" w:after="0" w:afterAutospacing="1"/>
+        <w:ind w:left="0" w:right="0"/>
+        <w:rPr>
+          <w:rStyle w:val="10"/>
+          <w:rFonts w:hint="default" w:ascii="Times New Roman" w:hAnsi="Times New Roman" w:eastAsia="宋体" w:cs="Times New Roman"/>
+        </w:rPr>
+      </w:pPr>
+      <w:r>
+        <w:rPr>
+          <w:rStyle w:val="10"/>
+          <w:rFonts w:hint="default" w:ascii="Times New Roman" w:hAnsi="Times New Roman" w:eastAsia="宋体" w:cs="Times New Roman"/>
+        </w:rPr>
+        <w:t xml:space="preserve">护盾发生器 → 紧急防卫  </w:t>
+      </w:r>
+    </w:p>
+    <w:p>
+      <w:pPr>
+        <w:pStyle w:val="7"/>
+        <w:keepNext w:val="0"/>
+        <w:keepLines w:val="0"/>
+        <w:widowControl/>
+        <w:suppressLineNumbers w:val="0"/>
+        <w:spacing w:before="0" w:beforeAutospacing="1" w:after="0" w:afterAutospacing="1"/>
+        <w:ind w:left="0" w:right="0"/>
+        <w:rPr>
+          <w:rStyle w:val="10"/>
+          <w:rFonts w:hint="default" w:ascii="Times New Roman" w:hAnsi="Times New Roman" w:eastAsia="宋体" w:cs="Times New Roman"/>
+        </w:rPr>
+      </w:pPr>
+      <w:r>
+        <w:rPr>
+          <w:rStyle w:val="10"/>
+          <w:rFonts w:hint="default" w:ascii="Times New Roman" w:hAnsi="Times New Roman" w:eastAsia="宋体" w:cs="Times New Roman"/>
+        </w:rPr>
+        <w:t xml:space="preserve">复合装甲II → 备用系统  </w:t>
+      </w:r>
+    </w:p>
+    <w:p>
+      <w:pPr>
+        <w:pStyle w:val="7"/>
+        <w:keepNext w:val="0"/>
+        <w:keepLines w:val="0"/>
+        <w:widowControl/>
+        <w:suppressLineNumbers w:val="0"/>
+        <w:spacing w:before="0" w:beforeAutospacing="1" w:after="0" w:afterAutospacing="1"/>
+        <w:ind w:left="0" w:right="0"/>
+        <w:rPr>
+          <w:rStyle w:val="10"/>
+          <w:rFonts w:hint="default" w:ascii="Times New Roman" w:hAnsi="Times New Roman" w:eastAsia="宋体" w:cs="Times New Roman"/>
+        </w:rPr>
+      </w:pPr>
+      <w:r>
+        <w:rPr>
+          <w:rStyle w:val="10"/>
+          <w:rFonts w:hint="default" w:ascii="Times New Roman" w:hAnsi="Times New Roman" w:eastAsia="宋体" w:cs="Times New Roman"/>
+        </w:rPr>
+        <w:t>动能缓冲 → 纳米修复</w:t>
+      </w:r>
+    </w:p>
+    <w:p>
+      <w:pPr>
+        <w:pStyle w:val="7"/>
+        <w:keepNext w:val="0"/>
+        <w:keepLines w:val="0"/>
+        <w:widowControl/>
+        <w:suppressLineNumbers w:val="0"/>
+        <w:spacing w:before="0" w:beforeAutospacing="1" w:after="0" w:afterAutospacing="1"/>
+        <w:ind w:left="0" w:right="0"/>
+        <w:rPr>
+          <w:rStyle w:val="10"/>
+          <w:rFonts w:hint="default" w:ascii="Times New Roman" w:hAnsi="Times New Roman" w:eastAsia="宋体" w:cs="Times New Roman"/>
+        </w:rPr>
+      </w:pPr>
+      <w:r>
+        <w:rPr>
+          <w:rStyle w:val="10"/>
+          <w:rFonts w:hint="default" w:ascii="Times New Roman" w:hAnsi="Times New Roman" w:eastAsia="宋体" w:cs="Times New Roman"/>
+        </w:rPr>
+        <w:t xml:space="preserve">Resources:  幸运协议I(无前置) → 离线算力、幸运协议II、商会声望  </w:t>
+      </w:r>
+    </w:p>
+    <w:p>
+      <w:pPr>
+        <w:pStyle w:val="7"/>
+        <w:keepNext w:val="0"/>
+        <w:keepLines w:val="0"/>
+        <w:widowControl/>
+        <w:suppressLineNumbers w:val="0"/>
+        <w:spacing w:before="0" w:beforeAutospacing="1" w:after="0" w:afterAutospacing="1"/>
+        <w:ind w:left="0" w:right="0"/>
+        <w:rPr>
+          <w:rStyle w:val="10"/>
+          <w:rFonts w:hint="default" w:ascii="Times New Roman" w:hAnsi="Times New Roman" w:eastAsia="宋体" w:cs="Times New Roman"/>
+        </w:rPr>
+      </w:pPr>
+      <w:r>
+        <w:rPr>
+          <w:rStyle w:val="10"/>
+          <w:rFonts w:hint="default" w:ascii="Times New Roman" w:hAnsi="Times New Roman" w:eastAsia="宋体" w:cs="Times New Roman"/>
+        </w:rPr>
+        <w:t xml:space="preserve">商会声望  → 初始资金  </w:t>
+      </w:r>
+    </w:p>
+    <w:p>
+      <w:pPr>
+        <w:pStyle w:val="7"/>
+        <w:keepNext w:val="0"/>
+        <w:keepLines w:val="0"/>
+        <w:widowControl/>
+        <w:suppressLineNumbers w:val="0"/>
+        <w:spacing w:before="0" w:beforeAutospacing="1" w:after="0" w:afterAutospacing="1"/>
+        <w:ind w:left="0" w:right="0"/>
+        <w:rPr>
+          <w:rStyle w:val="10"/>
+          <w:rFonts w:hint="default" w:ascii="Times New Roman" w:hAnsi="Times New Roman" w:eastAsia="宋体" w:cs="Times New Roman"/>
+        </w:rPr>
+      </w:pPr>
+      <w:r>
+        <w:rPr>
+          <w:rStyle w:val="10"/>
+          <w:rFonts w:hint="default" w:ascii="Times New Roman" w:hAnsi="Times New Roman" w:eastAsia="宋体" w:cs="Times New Roman"/>
+        </w:rPr>
+        <w:t>离线算力 → 赏金猎人</w:t>
+      </w:r>
+    </w:p>
+    <w:p>
+      <w:pPr>
+        <w:pStyle w:val="7"/>
+        <w:keepNext w:val="0"/>
+        <w:keepLines w:val="0"/>
+        <w:widowControl/>
+        <w:suppressLineNumbers w:val="0"/>
+        <w:spacing w:before="0" w:beforeAutospacing="1" w:after="0" w:afterAutospacing="1"/>
+        <w:ind w:left="0" w:right="0"/>
+        <w:rPr>
+          <w:rStyle w:val="10"/>
+          <w:rFonts w:hint="default" w:ascii="Times New Roman" w:hAnsi="Times New Roman" w:eastAsia="宋体" w:cs="Times New Roman"/>
+        </w:rPr>
+      </w:pPr>
+      <w:r>
+        <w:rPr>
+          <w:rStyle w:val="10"/>
+          <w:rFonts w:hint="default" w:ascii="Times New Roman" w:hAnsi="Times New Roman" w:eastAsia="宋体" w:cs="Times New Roman"/>
+        </w:rPr>
+        <w:t xml:space="preserve">Tactics:  快速充能(无前置) → 击退增强、杀戮回能、战术延长  </w:t>
+      </w:r>
+    </w:p>
+    <w:p>
+      <w:pPr>
+        <w:pStyle w:val="7"/>
+        <w:keepNext w:val="0"/>
+        <w:keepLines w:val="0"/>
+        <w:widowControl/>
+        <w:suppressLineNumbers w:val="0"/>
+        <w:spacing w:before="0" w:beforeAutospacing="1" w:after="0" w:afterAutospacing="1"/>
+        <w:ind w:left="0" w:right="0"/>
+        <w:rPr>
+          <w:rStyle w:val="10"/>
+          <w:rFonts w:hint="default" w:ascii="Times New Roman" w:hAnsi="Times New Roman" w:eastAsia="宋体" w:cs="Times New Roman"/>
+        </w:rPr>
+      </w:pPr>
+      <w:r>
+        <w:rPr>
+          <w:rStyle w:val="10"/>
+          <w:rFonts w:hint="default" w:ascii="Times New Roman" w:hAnsi="Times New Roman" w:eastAsia="宋体" w:cs="Times New Roman"/>
+        </w:rPr>
+        <w:t xml:space="preserve">击退增强 → 黑客密钥  </w:t>
+      </w:r>
+    </w:p>
+    <w:p>
+      <w:pPr>
+        <w:pStyle w:val="7"/>
+        <w:keepNext w:val="0"/>
+        <w:keepLines w:val="0"/>
+        <w:widowControl/>
+        <w:suppressLineNumbers w:val="0"/>
+        <w:spacing w:before="0" w:beforeAutospacing="1" w:after="0" w:afterAutospacing="1"/>
+        <w:ind w:left="0" w:right="0"/>
+        <w:rPr>
+          <w:rStyle w:val="10"/>
+          <w:rFonts w:ascii="Times New Roman" w:hAnsi="Times New Roman" w:eastAsia="宋体" w:cs="Times New Roman"/>
+        </w:rPr>
+      </w:pPr>
+      <w:r>
+        <w:rPr>
+          <w:rStyle w:val="10"/>
+          <w:rFonts w:hint="default" w:ascii="Times New Roman" w:hAnsi="Times New Roman" w:eastAsia="宋体" w:cs="Times New Roman"/>
+        </w:rPr>
+        <w:t>战术延长 → 启动冲击</w:t>
       </w:r>
       <w:bookmarkStart w:id="0" w:name="_GoBack"/>
       <w:bookmarkEnd w:id="0"/>
     </w:p>
     <w:p>
       <w:pPr>
-        <w:pStyle w:val="6"/>
-        <w:keepNext w:val="0"/>
-        <w:keepLines w:val="0"/>
-        <w:widowControl/>
-        <w:suppressLineNumbers w:val="0"/>
-        <w:spacing w:before="0" w:beforeAutospacing="0" w:line="14" w:lineRule="atLeast"/>
-        <w:ind w:left="720"/>
-        <w:rPr>
-          <w:rFonts w:hint="default" w:ascii="sans-serif" w:hAnsi="sans-serif" w:eastAsia="sans-serif" w:cs="sans-serif"/>
-        </w:rPr>
-      </w:pPr>
-      <w:r>
-        <w:rPr>
-          <w:rFonts w:hint="default" w:ascii="sans-serif" w:hAnsi="sans-serif" w:eastAsia="sans-serif" w:cs="sans-serif"/>
-          <w:b/>
-          <w:bCs/>
-        </w:rPr>
-        <w:t>连线解锁：</w:t>
-      </w:r>
-      <w:r>
-        <w:rPr>
-          <w:rFonts w:hint="default" w:ascii="sans-serif" w:hAnsi="sans-serif" w:eastAsia="sans-serif" w:cs="sans-serif"/>
-        </w:rPr>
-        <w:t xml:space="preserve"> 必须点亮前置节点至少 Lv1，才能解锁后置节点。</w:t>
-      </w:r>
-    </w:p>
-    <w:p>
-      <w:pPr>
-        <w:pStyle w:val="6"/>
-        <w:keepNext w:val="0"/>
-        <w:keepLines w:val="0"/>
-        <w:widowControl/>
-        <w:suppressLineNumbers w:val="0"/>
-        <w:spacing w:before="0" w:beforeAutospacing="0" w:line="14" w:lineRule="atLeast"/>
-        <w:ind w:left="720"/>
-        <w:rPr>
-          <w:rFonts w:hint="default" w:ascii="sans-serif" w:hAnsi="sans-serif" w:eastAsia="sans-serif" w:cs="sans-serif"/>
-        </w:rPr>
-      </w:pPr>
-      <w:r>
-        <w:rPr>
-          <w:rFonts w:hint="default" w:ascii="sans-serif" w:hAnsi="sans-serif" w:eastAsia="sans-serif" w:cs="sans-serif"/>
-          <w:b/>
-          <w:bCs/>
-        </w:rPr>
-        <w:t>章节门槛 (可选)：</w:t>
-      </w:r>
-      <w:r>
-        <w:rPr>
-          <w:rFonts w:hint="default" w:ascii="sans-serif" w:hAnsi="sans-serif" w:eastAsia="sans-serif" w:cs="sans-serif"/>
-        </w:rPr>
-        <w:t xml:space="preserve"> “分支 C 只有通关第二章后才能解锁”。(建议暂不加，降低复杂度)。</w:t>
-      </w:r>
-    </w:p>
-    <w:p/>
+        <w:rPr>
+          <w:rStyle w:val="11"/>
+          <w:rFonts w:ascii="宋体" w:hAnsi="宋体" w:eastAsia="宋体" w:cs="宋体"/>
+          <w:sz w:val="24"/>
+          <w:szCs w:val="24"/>
+        </w:rPr>
+      </w:pPr>
+      <w:r>
+        <w:rPr>
+          <w:rFonts w:hint="eastAsia" w:ascii="宋体" w:hAnsi="宋体" w:eastAsia="宋体" w:cs="宋体"/>
+          <w:sz w:val="24"/>
+          <w:szCs w:val="24"/>
+          <w:lang w:val="en-US" w:eastAsia="zh-CN"/>
+        </w:rPr>
+        <w:t>玩家首次打开科技树，新手引导，</w:t>
+      </w:r>
+      <w:r>
+        <w:rPr>
+          <w:rFonts w:ascii="宋体" w:hAnsi="宋体" w:eastAsia="宋体" w:cs="宋体"/>
+          <w:sz w:val="24"/>
+          <w:szCs w:val="24"/>
+        </w:rPr>
+        <w:t>显示引导文字：</w:t>
+      </w:r>
+      <w:r>
+        <w:rPr>
+          <w:rStyle w:val="11"/>
+          <w:rFonts w:ascii="宋体" w:hAnsi="宋体" w:eastAsia="宋体" w:cs="宋体"/>
+          <w:sz w:val="24"/>
+          <w:szCs w:val="24"/>
+        </w:rPr>
+        <w:t>"选择一个方向开始强化你的战斗核心"</w:t>
+      </w:r>
+    </w:p>
+    <w:p>
+      <w:pPr>
+        <w:rPr>
+          <w:rStyle w:val="11"/>
+          <w:rFonts w:hint="default" w:ascii="宋体" w:hAnsi="宋体" w:eastAsia="宋体" w:cs="宋体"/>
+          <w:sz w:val="24"/>
+          <w:szCs w:val="24"/>
+          <w:lang w:val="en-US" w:eastAsia="zh-CN"/>
+        </w:rPr>
+      </w:pPr>
+      <w:r>
+        <w:rPr>
+          <w:rFonts w:ascii="宋体" w:hAnsi="宋体" w:eastAsia="宋体" w:cs="宋体"/>
+          <w:sz w:val="24"/>
+          <w:szCs w:val="24"/>
+        </w:rPr>
+        <w:t>高亮4个根节点（高压电容I / 复合装甲I / 幸运协议I / 快速充能），其余节点</w:t>
+      </w:r>
+      <w:r>
+        <w:rPr>
+          <w:rFonts w:hint="eastAsia" w:ascii="宋体" w:hAnsi="宋体" w:eastAsia="宋体" w:cs="宋体"/>
+          <w:sz w:val="24"/>
+          <w:szCs w:val="24"/>
+          <w:lang w:val="en-US" w:eastAsia="zh-CN"/>
+        </w:rPr>
+        <w:t>是上锁的</w:t>
+      </w:r>
+    </w:p>
     <w:sectPr>
       <w:pgSz w:w="11906" w:h="16838"/>
       <w:pgMar w:top="1440" w:right="1800" w:bottom="1440" w:left="1800" w:header="851" w:footer="992" w:gutter="0"/>
@@ -2106,13 +3869,13 @@
       <w:lang w:val="en-US" w:eastAsia="zh-CN" w:bidi="ar"/>
     </w:rPr>
   </w:style>
-  <w:style w:type="character" w:default="1" w:styleId="8">
+  <w:style w:type="character" w:default="1" w:styleId="9">
     <w:name w:val="Default Paragraph Font"/>
     <w:semiHidden/>
     <w:qFormat/>
     <w:uiPriority w:val="0"/>
   </w:style>
-  <w:style w:type="table" w:default="1" w:styleId="7">
+  <w:style w:type="table" w:default="1" w:styleId="8">
     <w:name w:val="Normal Table"/>
     <w:semiHidden/>
     <w:uiPriority w:val="0"/>
@@ -2143,6 +3906,39 @@
     </w:rPr>
   </w:style>
   <w:style w:type="paragraph" w:styleId="6">
+    <w:name w:val="HTML Preformatted"/>
+    <w:basedOn w:val="1"/>
+    <w:uiPriority w:val="0"/>
+    <w:pPr>
+      <w:tabs>
+        <w:tab w:val="left" w:pos="916"/>
+        <w:tab w:val="left" w:pos="1832"/>
+        <w:tab w:val="left" w:pos="2748"/>
+        <w:tab w:val="left" w:pos="3664"/>
+        <w:tab w:val="left" w:pos="4580"/>
+        <w:tab w:val="left" w:pos="5496"/>
+        <w:tab w:val="left" w:pos="6412"/>
+        <w:tab w:val="left" w:pos="7328"/>
+        <w:tab w:val="left" w:pos="8244"/>
+        <w:tab w:val="left" w:pos="9160"/>
+        <w:tab w:val="left" w:pos="10076"/>
+        <w:tab w:val="left" w:pos="10992"/>
+        <w:tab w:val="left" w:pos="11908"/>
+        <w:tab w:val="left" w:pos="12824"/>
+        <w:tab w:val="left" w:pos="13740"/>
+        <w:tab w:val="left" w:pos="14656"/>
+      </w:tabs>
+      <w:jc w:val="left"/>
+    </w:pPr>
+    <w:rPr>
+      <w:rFonts w:hint="eastAsia" w:ascii="宋体" w:hAnsi="宋体" w:eastAsia="宋体" w:cs="宋体"/>
+      <w:kern w:val="0"/>
+      <w:sz w:val="24"/>
+      <w:szCs w:val="24"/>
+      <w:lang w:val="en-US" w:eastAsia="zh-CN" w:bidi="ar"/>
+    </w:rPr>
+  </w:style>
+  <w:style w:type="paragraph" w:styleId="7">
     <w:name w:val="Normal (Web)"/>
     <w:basedOn w:val="1"/>
     <w:uiPriority w:val="0"/>
@@ -2155,6 +3951,33 @@
       <w:kern w:val="0"/>
       <w:sz w:val="24"/>
       <w:lang w:val="en-US" w:eastAsia="zh-CN" w:bidi="ar"/>
+    </w:rPr>
+  </w:style>
+  <w:style w:type="character" w:styleId="10">
+    <w:name w:val="Strong"/>
+    <w:basedOn w:val="9"/>
+    <w:qFormat/>
+    <w:uiPriority w:val="0"/>
+    <w:rPr>
+      <w:b/>
+    </w:rPr>
+  </w:style>
+  <w:style w:type="character" w:styleId="11">
+    <w:name w:val="Emphasis"/>
+    <w:basedOn w:val="9"/>
+    <w:qFormat/>
+    <w:uiPriority w:val="0"/>
+    <w:rPr>
+      <w:i/>
+    </w:rPr>
+  </w:style>
+  <w:style w:type="character" w:styleId="12">
+    <w:name w:val="HTML Code"/>
+    <w:basedOn w:val="9"/>
+    <w:uiPriority w:val="0"/>
+    <w:rPr>
+      <w:rFonts w:ascii="Courier New" w:hAnsi="Courier New"/>
+      <w:sz w:val="20"/>
     </w:rPr>
   </w:style>
 </w:styles>
